--- a/Main/Main.docx
+++ b/Main/Main.docx
@@ -1272,36 +1272,8 @@
                     <w:sz w:val="36"/>
                     <w:szCs w:val="36"/>
                   </w:rPr>
-                  <w:t xml:space="preserve">Ahmed Serag </w:t>
+                  <w:t>Ahmed Serag Eldein Mohamed Elsendiony</w:t>
                 </w:r>
-                <w:proofErr w:type="spellStart"/>
-                <w:r>
-                  <w:rPr>
-                    <w:rFonts w:asciiTheme="majorBidi" w:hAnsiTheme="majorBidi" w:cstheme="majorBidi"/>
-                    <w:sz w:val="36"/>
-                    <w:szCs w:val="36"/>
-                  </w:rPr>
-                  <w:t>Eldein</w:t>
-                </w:r>
-                <w:proofErr w:type="spellEnd"/>
-                <w:r>
-                  <w:rPr>
-                    <w:rFonts w:asciiTheme="majorBidi" w:hAnsiTheme="majorBidi" w:cstheme="majorBidi"/>
-                    <w:sz w:val="36"/>
-                    <w:szCs w:val="36"/>
-                  </w:rPr>
-                  <w:t xml:space="preserve"> Mohamed </w:t>
-                </w:r>
-                <w:proofErr w:type="spellStart"/>
-                <w:r>
-                  <w:rPr>
-                    <w:rFonts w:asciiTheme="majorBidi" w:hAnsiTheme="majorBidi" w:cstheme="majorBidi"/>
-                    <w:sz w:val="36"/>
-                    <w:szCs w:val="36"/>
-                  </w:rPr>
-                  <w:t>Elsendiony</w:t>
-                </w:r>
-                <w:proofErr w:type="spellEnd"/>
               </w:p>
             </w:tc>
             <w:tc>
@@ -1372,25 +1344,7 @@
                     <w:sz w:val="36"/>
                     <w:szCs w:val="36"/>
                   </w:rPr>
-                  <w:t xml:space="preserve">Khalid Waleed </w:t>
-                </w:r>
-                <w:proofErr w:type="spellStart"/>
-                <w:r>
-                  <w:rPr>
-                    <w:rFonts w:asciiTheme="majorBidi" w:hAnsiTheme="majorBidi" w:cstheme="majorBidi"/>
-                    <w:sz w:val="36"/>
-                    <w:szCs w:val="36"/>
-                  </w:rPr>
-                  <w:t>Menshawi</w:t>
-                </w:r>
-                <w:proofErr w:type="spellEnd"/>
-                <w:r>
-                  <w:rPr>
-                    <w:rFonts w:asciiTheme="majorBidi" w:hAnsiTheme="majorBidi" w:cstheme="majorBidi"/>
-                    <w:sz w:val="36"/>
-                    <w:szCs w:val="36"/>
-                  </w:rPr>
-                  <w:t xml:space="preserve"> Eldeep</w:t>
+                  <w:t>Khalid Waleed Menshawi Eldeep</w:t>
                 </w:r>
               </w:p>
             </w:tc>
@@ -2498,6 +2452,7 @@
           <w:rFonts w:ascii="Aharoni" w:hAnsi="Aharoni" w:cs="Aharoni" w:hint="cs"/>
           <w:sz w:val="52"/>
           <w:szCs w:val="52"/>
+          <w:highlight w:val="lightGray"/>
           <w:u w:val="single"/>
         </w:rPr>
         <w:lastRenderedPageBreak/>
@@ -3111,6 +3066,7 @@
           <w:rFonts w:ascii="Aharoni" w:hAnsi="Aharoni" w:cs="Aharoni"/>
           <w:sz w:val="52"/>
           <w:szCs w:val="52"/>
+          <w:highlight w:val="lightGray"/>
           <w:u w:val="single"/>
         </w:rPr>
         <w:t>Feasibility Analysis</w:t>
@@ -3267,15 +3223,6 @@
         <w:rPr>
           <w:sz w:val="32"/>
           <w:szCs w:val="32"/>
-          <w:lang w:bidi="ar-EG"/>
-        </w:rPr>
-      </w:pPr>
-    </w:p>
-    <w:p>
-      <w:pPr>
-        <w:rPr>
-          <w:sz w:val="32"/>
-          <w:szCs w:val="32"/>
           <w:u w:val="single"/>
           <w:lang w:bidi="ar-EG"/>
         </w:rPr>
@@ -3383,7 +3330,6 @@
           <w:szCs w:val="32"/>
           <w:lang w:bidi="ar-EG"/>
         </w:rPr>
-        <w:lastRenderedPageBreak/>
         <w:t>The overall development cost is expected to be low.</w:t>
       </w:r>
     </w:p>
@@ -3398,9 +3344,7 @@
           <w:lang w:bidi="ar-EG"/>
         </w:rPr>
       </w:pPr>
-    </w:p>
-    <w:p>
-      <w:pPr>
+      <w:r>
         <w:rPr>
           <w:b/>
           <w:bCs/>
@@ -3409,16 +3353,7 @@
           <w:u w:val="single"/>
           <w:lang w:bidi="ar-EG"/>
         </w:rPr>
-      </w:pPr>
-      <w:r>
-        <w:rPr>
-          <w:b/>
-          <w:bCs/>
-          <w:sz w:val="32"/>
-          <w:szCs w:val="32"/>
-          <w:u w:val="single"/>
-          <w:lang w:bidi="ar-EG"/>
-        </w:rPr>
+        <w:lastRenderedPageBreak/>
         <w:t>Organizational Feasibility</w:t>
       </w:r>
     </w:p>
@@ -3629,6 +3564,15 @@
     </w:p>
     <w:p>
       <w:pPr>
+        <w:rPr>
+          <w:rFonts w:asciiTheme="majorBidi" w:hAnsiTheme="majorBidi" w:cstheme="majorBidi"/>
+          <w:sz w:val="36"/>
+          <w:szCs w:val="36"/>
+        </w:rPr>
+      </w:pPr>
+    </w:p>
+    <w:p>
+      <w:pPr>
         <w:jc w:val="center"/>
         <w:rPr>
           <w:rFonts w:asciiTheme="minorBidi" w:hAnsiTheme="minorBidi"/>
@@ -3708,7 +3652,6 @@
           <w:u w:val="single"/>
         </w:rPr>
       </w:pPr>
-      <w:proofErr w:type="gramStart"/>
       <w:r>
         <w:rPr>
           <w:rFonts w:asciiTheme="minorBidi" w:hAnsiTheme="minorBidi"/>
@@ -3718,10 +3661,44 @@
           <w:szCs w:val="32"/>
           <w:u w:val="single"/>
         </w:rPr>
-        <w:t>Introduction :</w:t>
+        <w:t>Introduction :-</w:t>
       </w:r>
-      <w:proofErr w:type="gramEnd"/>
+    </w:p>
+    <w:p>
+      <w:pPr>
+        <w:ind w:left="720"/>
+        <w:rPr>
+          <w:rFonts w:asciiTheme="minorBidi" w:hAnsiTheme="minorBidi"/>
+          <w:b/>
+          <w:bCs/>
+          <w:sz w:val="28"/>
+          <w:szCs w:val="28"/>
+        </w:rPr>
+      </w:pPr>
       <w:r>
+        <w:rPr>
+          <w:rFonts w:asciiTheme="minorBidi" w:hAnsiTheme="minorBidi"/>
+          <w:b/>
+          <w:bCs/>
+          <w:sz w:val="28"/>
+          <w:szCs w:val="28"/>
+        </w:rPr>
+        <w:t>Agile Development is a software development methodology that divides a project into small parts that can be developed, tested, and improved incrementally. It emphasizes flexibility, teamwork, communication, and continuous feedback.</w:t>
+      </w:r>
+    </w:p>
+    <w:p>
+      <w:pPr>
+        <w:rPr>
+          <w:rFonts w:asciiTheme="minorBidi" w:hAnsiTheme="minorBidi"/>
+          <w:b/>
+          <w:bCs/>
+          <w:sz w:val="28"/>
+          <w:szCs w:val="28"/>
+        </w:rPr>
+      </w:pPr>
+    </w:p>
+    <w:p>
+      <w:pPr>
         <w:rPr>
           <w:rFonts w:asciiTheme="minorBidi" w:hAnsiTheme="minorBidi"/>
           <w:b/>
@@ -3730,44 +3707,8 @@
           <w:szCs w:val="32"/>
           <w:u w:val="single"/>
         </w:rPr>
-        <w:t>-</w:t>
-      </w:r>
-    </w:p>
-    <w:p>
-      <w:pPr>
-        <w:ind w:left="720"/>
-        <w:rPr>
-          <w:rFonts w:asciiTheme="minorBidi" w:hAnsiTheme="minorBidi"/>
-          <w:b/>
-          <w:bCs/>
-          <w:sz w:val="28"/>
-          <w:szCs w:val="28"/>
-        </w:rPr>
       </w:pPr>
       <w:r>
-        <w:rPr>
-          <w:rFonts w:asciiTheme="minorBidi" w:hAnsiTheme="minorBidi"/>
-          <w:b/>
-          <w:bCs/>
-          <w:sz w:val="28"/>
-          <w:szCs w:val="28"/>
-        </w:rPr>
-        <w:t>Agile Development is a software development methodology that divides a project into small parts that can be developed, tested, and improved incrementally. It emphasizes flexibility, teamwork, communication, and continuous feedback.</w:t>
-      </w:r>
-    </w:p>
-    <w:p>
-      <w:pPr>
-        <w:rPr>
-          <w:rFonts w:asciiTheme="minorBidi" w:hAnsiTheme="minorBidi"/>
-          <w:b/>
-          <w:bCs/>
-          <w:sz w:val="28"/>
-          <w:szCs w:val="28"/>
-        </w:rPr>
-      </w:pPr>
-    </w:p>
-    <w:p>
-      <w:pPr>
         <w:rPr>
           <w:rFonts w:asciiTheme="minorBidi" w:hAnsiTheme="minorBidi"/>
           <w:b/>
@@ -3776,31 +3717,8 @@
           <w:szCs w:val="32"/>
           <w:u w:val="single"/>
         </w:rPr>
-      </w:pPr>
-      <w:r>
-        <w:rPr>
-          <w:rFonts w:asciiTheme="minorBidi" w:hAnsiTheme="minorBidi"/>
-          <w:b/>
-          <w:bCs/>
-          <w:sz w:val="32"/>
-          <w:szCs w:val="32"/>
-          <w:u w:val="single"/>
-        </w:rPr>
-        <w:t xml:space="preserve">Why Agile Was </w:t>
+        <w:t>Why Agile Was Selected ?</w:t>
       </w:r>
-      <w:proofErr w:type="gramStart"/>
-      <w:r>
-        <w:rPr>
-          <w:rFonts w:asciiTheme="minorBidi" w:hAnsiTheme="minorBidi"/>
-          <w:b/>
-          <w:bCs/>
-          <w:sz w:val="32"/>
-          <w:szCs w:val="32"/>
-          <w:u w:val="single"/>
-        </w:rPr>
-        <w:t>Selected ?</w:t>
-      </w:r>
-      <w:proofErr w:type="gramEnd"/>
     </w:p>
     <w:p>
       <w:pPr>
@@ -3998,7 +3916,6 @@
     </w:p>
     <w:p>
       <w:pPr>
-        <w:jc w:val="center"/>
         <w:rPr>
           <w:rFonts w:asciiTheme="minorBidi" w:hAnsiTheme="minorBidi"/>
           <w:b/>
@@ -4014,17 +3931,6 @@
           <w:rFonts w:asciiTheme="minorBidi" w:hAnsiTheme="minorBidi"/>
           <w:b/>
           <w:bCs/>
-          <w:sz w:val="28"/>
-          <w:szCs w:val="28"/>
-        </w:rPr>
-      </w:pPr>
-    </w:p>
-    <w:p>
-      <w:pPr>
-        <w:rPr>
-          <w:rFonts w:asciiTheme="minorBidi" w:hAnsiTheme="minorBidi"/>
-          <w:b/>
-          <w:bCs/>
           <w:sz w:val="32"/>
           <w:szCs w:val="32"/>
           <w:u w:val="single"/>
@@ -4039,31 +3945,8 @@
           <w:szCs w:val="32"/>
           <w:u w:val="single"/>
         </w:rPr>
-        <w:t xml:space="preserve">Applying Agile to the Meeting Room Booking </w:t>
-      </w:r>
-      <w:proofErr w:type="gramStart"/>
-      <w:r>
-        <w:rPr>
-          <w:rFonts w:asciiTheme="minorBidi" w:hAnsiTheme="minorBidi"/>
-          <w:b/>
-          <w:bCs/>
-          <w:sz w:val="32"/>
-          <w:szCs w:val="32"/>
-          <w:u w:val="single"/>
-        </w:rPr>
-        <w:t>System :</w:t>
-      </w:r>
-      <w:proofErr w:type="gramEnd"/>
-      <w:r>
-        <w:rPr>
-          <w:rFonts w:asciiTheme="minorBidi" w:hAnsiTheme="minorBidi"/>
-          <w:b/>
-          <w:bCs/>
-          <w:sz w:val="32"/>
-          <w:szCs w:val="32"/>
-          <w:u w:val="single"/>
-        </w:rPr>
-        <w:t>-</w:t>
+        <w:lastRenderedPageBreak/>
+        <w:t>Applying Agile to the Meeting Room Booking System :-</w:t>
       </w:r>
     </w:p>
     <w:p>
@@ -4346,29 +4229,7 @@
           <w:sz w:val="28"/>
           <w:szCs w:val="28"/>
         </w:rPr>
-        <w:t xml:space="preserve">- </w:t>
-      </w:r>
-      <w:proofErr w:type="gramStart"/>
-      <w:r>
-        <w:rPr>
-          <w:rFonts w:asciiTheme="minorBidi" w:hAnsiTheme="minorBidi"/>
-          <w:b/>
-          <w:bCs/>
-          <w:sz w:val="28"/>
-          <w:szCs w:val="28"/>
-        </w:rPr>
-        <w:t>Display</w:t>
-      </w:r>
-      <w:proofErr w:type="gramEnd"/>
-      <w:r>
-        <w:rPr>
-          <w:rFonts w:asciiTheme="minorBidi" w:hAnsiTheme="minorBidi"/>
-          <w:b/>
-          <w:bCs/>
-          <w:sz w:val="28"/>
-          <w:szCs w:val="28"/>
-        </w:rPr>
-        <w:t xml:space="preserve"> available meeting rooms.</w:t>
+        <w:t>- Display available meeting rooms.</w:t>
       </w:r>
     </w:p>
     <w:p>
@@ -4610,7 +4471,6 @@
           <w:sz w:val="28"/>
           <w:szCs w:val="28"/>
         </w:rPr>
-        <w:lastRenderedPageBreak/>
         <w:t>- Fix errors and improve the system based on feedback.</w:t>
       </w:r>
     </w:p>
@@ -4645,31 +4505,7 @@
           <w:szCs w:val="32"/>
           <w:u w:val="single"/>
         </w:rPr>
-        <w:t xml:space="preserve">Advantages of Agile for Our </w:t>
-      </w:r>
-      <w:proofErr w:type="gramStart"/>
-      <w:r>
-        <w:rPr>
-          <w:rFonts w:asciiTheme="minorBidi" w:hAnsiTheme="minorBidi"/>
-          <w:b/>
-          <w:bCs/>
-          <w:sz w:val="32"/>
-          <w:szCs w:val="32"/>
-          <w:u w:val="single"/>
-        </w:rPr>
-        <w:t>Project :</w:t>
-      </w:r>
-      <w:proofErr w:type="gramEnd"/>
-      <w:r>
-        <w:rPr>
-          <w:rFonts w:asciiTheme="minorBidi" w:hAnsiTheme="minorBidi"/>
-          <w:b/>
-          <w:bCs/>
-          <w:sz w:val="32"/>
-          <w:szCs w:val="32"/>
-          <w:u w:val="single"/>
-        </w:rPr>
-        <w:t>-</w:t>
+        <w:t>Advantages of Agile for Our Project :-</w:t>
       </w:r>
     </w:p>
     <w:p>
@@ -4735,7 +4571,6 @@
           <w:szCs w:val="32"/>
         </w:rPr>
       </w:pPr>
-      <w:proofErr w:type="gramStart"/>
       <w:r>
         <w:rPr>
           <w:rFonts w:asciiTheme="minorBidi" w:hAnsiTheme="minorBidi"/>
@@ -4757,7 +4592,6 @@
         </w:rPr>
         <w:t xml:space="preserve"> :</w:t>
       </w:r>
-      <w:proofErr w:type="gramEnd"/>
       <w:r>
         <w:rPr>
           <w:rFonts w:asciiTheme="minorBidi" w:hAnsiTheme="minorBidi"/>
@@ -4831,6 +4665,19 @@
           <w:bCs/>
           <w:sz w:val="40"/>
           <w:szCs w:val="40"/>
+          <w:u w:val="single"/>
+        </w:rPr>
+      </w:pPr>
+    </w:p>
+    <w:p>
+      <w:pPr>
+        <w:rPr>
+          <w:rFonts w:asciiTheme="minorBidi" w:hAnsiTheme="minorBidi"/>
+          <w:b/>
+          <w:bCs/>
+          <w:sz w:val="40"/>
+          <w:szCs w:val="40"/>
+          <w:highlight w:val="lightGray"/>
           <w:u w:val="single"/>
         </w:rPr>
       </w:pPr>
@@ -5771,7 +5618,6 @@
           <w:u w:val="single"/>
         </w:rPr>
       </w:pPr>
-      <w:proofErr w:type="gramStart"/>
       <w:r>
         <w:rPr>
           <w:rFonts w:asciiTheme="minorBidi" w:hAnsiTheme="minorBidi"/>
@@ -5794,7 +5640,6 @@
         </w:rPr>
         <w:t>-</w:t>
       </w:r>
-      <w:proofErr w:type="gramEnd"/>
     </w:p>
     <w:p>
       <w:pPr>
@@ -5890,10 +5735,127 @@
           <w:szCs w:val="32"/>
           <w:u w:val="single"/>
         </w:rPr>
-        <w:t xml:space="preserve">Problems </w:t>
+        <w:t>Problems Identified:-</w:t>
       </w:r>
-      <w:proofErr w:type="gramStart"/>
+    </w:p>
+    <w:p>
+      <w:pPr>
+        <w:rPr>
+          <w:rFonts w:asciiTheme="minorBidi" w:hAnsiTheme="minorBidi"/>
+          <w:b/>
+          <w:bCs/>
+          <w:sz w:val="28"/>
+          <w:szCs w:val="28"/>
+        </w:rPr>
+      </w:pPr>
       <w:r>
+        <w:rPr>
+          <w:rFonts w:asciiTheme="minorBidi" w:hAnsiTheme="minorBidi"/>
+          <w:b/>
+          <w:bCs/>
+          <w:sz w:val="28"/>
+          <w:szCs w:val="28"/>
+        </w:rPr>
+        <w:t>- Difficulty checking meeting room availability.</w:t>
+      </w:r>
+    </w:p>
+    <w:p>
+      <w:pPr>
+        <w:rPr>
+          <w:rFonts w:asciiTheme="minorBidi" w:hAnsiTheme="minorBidi"/>
+          <w:b/>
+          <w:bCs/>
+          <w:sz w:val="28"/>
+          <w:szCs w:val="28"/>
+        </w:rPr>
+      </w:pPr>
+      <w:r>
+        <w:rPr>
+          <w:rFonts w:asciiTheme="minorBidi" w:hAnsiTheme="minorBidi"/>
+          <w:b/>
+          <w:bCs/>
+          <w:sz w:val="28"/>
+          <w:szCs w:val="28"/>
+        </w:rPr>
+        <w:t>- Double booking of the same meeting room.</w:t>
+      </w:r>
+    </w:p>
+    <w:p>
+      <w:pPr>
+        <w:rPr>
+          <w:rFonts w:asciiTheme="minorBidi" w:hAnsiTheme="minorBidi"/>
+          <w:b/>
+          <w:bCs/>
+          <w:sz w:val="28"/>
+          <w:szCs w:val="28"/>
+        </w:rPr>
+      </w:pPr>
+      <w:r>
+        <w:rPr>
+          <w:rFonts w:asciiTheme="minorBidi" w:hAnsiTheme="minorBidi"/>
+          <w:b/>
+          <w:bCs/>
+          <w:sz w:val="28"/>
+          <w:szCs w:val="28"/>
+        </w:rPr>
+        <w:t>- Manual booking procedures that waste time.</w:t>
+      </w:r>
+    </w:p>
+    <w:p>
+      <w:pPr>
+        <w:rPr>
+          <w:rFonts w:asciiTheme="minorBidi" w:hAnsiTheme="minorBidi"/>
+          <w:b/>
+          <w:bCs/>
+          <w:sz w:val="28"/>
+          <w:szCs w:val="28"/>
+        </w:rPr>
+      </w:pPr>
+      <w:r>
+        <w:rPr>
+          <w:rFonts w:asciiTheme="minorBidi" w:hAnsiTheme="minorBidi"/>
+          <w:b/>
+          <w:bCs/>
+          <w:sz w:val="28"/>
+          <w:szCs w:val="28"/>
+        </w:rPr>
+        <w:t>- Difficulty managing booking modifications and cancellations.</w:t>
+      </w:r>
+    </w:p>
+    <w:p>
+      <w:pPr>
+        <w:rPr>
+          <w:rFonts w:asciiTheme="minorBidi" w:hAnsiTheme="minorBidi"/>
+          <w:b/>
+          <w:bCs/>
+          <w:sz w:val="28"/>
+          <w:szCs w:val="28"/>
+        </w:rPr>
+      </w:pPr>
+      <w:r>
+        <w:rPr>
+          <w:rFonts w:asciiTheme="minorBidi" w:hAnsiTheme="minorBidi"/>
+          <w:b/>
+          <w:bCs/>
+          <w:sz w:val="28"/>
+          <w:szCs w:val="28"/>
+        </w:rPr>
+        <w:t>- Lack of centralized booking information.</w:t>
+      </w:r>
+    </w:p>
+    <w:p>
+      <w:pPr>
+        <w:rPr>
+          <w:rFonts w:asciiTheme="minorBidi" w:hAnsiTheme="minorBidi"/>
+          <w:b/>
+          <w:bCs/>
+          <w:sz w:val="28"/>
+          <w:szCs w:val="28"/>
+        </w:rPr>
+      </w:pPr>
+    </w:p>
+    <w:p>
+      <w:pPr>
         <w:rPr>
           <w:rFonts w:asciiTheme="minorBidi" w:hAnsiTheme="minorBidi"/>
           <w:b/>
@@ -5902,9 +5864,18 @@
           <w:szCs w:val="32"/>
           <w:u w:val="single"/>
         </w:rPr>
-        <w:t>Identified:-</w:t>
+      </w:pPr>
+      <w:r>
+        <w:rPr>
+          <w:rFonts w:asciiTheme="minorBidi" w:hAnsiTheme="minorBidi"/>
+          <w:b/>
+          <w:bCs/>
+          <w:sz w:val="32"/>
+          <w:szCs w:val="32"/>
+          <w:u w:val="single"/>
+        </w:rPr>
+        <w:t>Project Objectives:-</w:t>
       </w:r>
-      <w:proofErr w:type="gramEnd"/>
     </w:p>
     <w:p>
       <w:pPr>
@@ -5924,7 +5895,7 @@
           <w:sz w:val="28"/>
           <w:szCs w:val="28"/>
         </w:rPr>
-        <w:t>- Difficulty checking meeting room availability.</w:t>
+        <w:t>- Organize all meeting room reservations in one system.</w:t>
       </w:r>
     </w:p>
     <w:p>
@@ -5945,7 +5916,7 @@
           <w:sz w:val="28"/>
           <w:szCs w:val="28"/>
         </w:rPr>
-        <w:t>- Double booking of the same meeting room.</w:t>
+        <w:t>- Allow users to check room availability.</w:t>
       </w:r>
     </w:p>
     <w:p>
@@ -5966,7 +5937,7 @@
           <w:sz w:val="28"/>
           <w:szCs w:val="28"/>
         </w:rPr>
-        <w:t>- Manual booking procedures that waste time.</w:t>
+        <w:t>- Prevent overlapping reservations.</w:t>
       </w:r>
     </w:p>
     <w:p>
@@ -5987,7 +5958,7 @@
           <w:sz w:val="28"/>
           <w:szCs w:val="28"/>
         </w:rPr>
-        <w:t>- Difficulty managing booking modifications and cancellations.</w:t>
+        <w:t>- Simplify booking, modification, and cancellation.</w:t>
       </w:r>
     </w:p>
     <w:p>
@@ -6008,7 +5979,42 @@
           <w:sz w:val="28"/>
           <w:szCs w:val="28"/>
         </w:rPr>
-        <w:t>- Lack of centralized booking information.</w:t>
+        <w:t>- Help administrators manage rooms and reservations.</w:t>
+      </w:r>
+    </w:p>
+    <w:p>
+      <w:pPr>
+        <w:rPr>
+          <w:rFonts w:asciiTheme="minorBidi" w:hAnsiTheme="minorBidi"/>
+          <w:b/>
+          <w:bCs/>
+          <w:sz w:val="32"/>
+          <w:szCs w:val="32"/>
+          <w:u w:val="single"/>
+        </w:rPr>
+      </w:pPr>
+      <w:r>
+        <w:rPr>
+          <w:rFonts w:asciiTheme="minorBidi" w:hAnsiTheme="minorBidi"/>
+          <w:b/>
+          <w:bCs/>
+          <w:sz w:val="32"/>
+          <w:szCs w:val="32"/>
+          <w:u w:val="single"/>
+        </w:rPr>
+        <w:lastRenderedPageBreak/>
+        <w:t>System Development Plan:</w:t>
+      </w:r>
+      <w:r>
+        <w:rPr>
+          <w:rFonts w:asciiTheme="minorBidi" w:hAnsiTheme="minorBidi"/>
+          <w:b/>
+          <w:bCs/>
+          <w:sz w:val="32"/>
+          <w:szCs w:val="32"/>
+          <w:u w:val="single"/>
+        </w:rPr>
+        <w:t>-</w:t>
       </w:r>
     </w:p>
     <w:p>
@@ -6021,6 +6027,27 @@
           <w:szCs w:val="28"/>
         </w:rPr>
       </w:pPr>
+      <w:r>
+        <w:rPr>
+          <w:rFonts w:asciiTheme="minorBidi" w:hAnsiTheme="minorBidi"/>
+          <w:b/>
+          <w:bCs/>
+          <w:sz w:val="28"/>
+          <w:szCs w:val="28"/>
+        </w:rPr>
+        <w:t>The project team plans to follow the System Development Life Cycle (SDLC) to analyze, design, develop, test, and implement the Meeting Room Booking System.</w:t>
+      </w:r>
+    </w:p>
+    <w:p>
+      <w:pPr>
+        <w:rPr>
+          <w:rFonts w:asciiTheme="minorBidi" w:hAnsiTheme="minorBidi"/>
+          <w:b/>
+          <w:bCs/>
+          <w:sz w:val="28"/>
+          <w:szCs w:val="28"/>
+        </w:rPr>
+      </w:pPr>
     </w:p>
     <w:p>
       <w:pPr>
@@ -6042,21 +6069,8 @@
           <w:szCs w:val="32"/>
           <w:u w:val="single"/>
         </w:rPr>
-        <w:t xml:space="preserve">Project </w:t>
+        <w:t>Key SDLC Phases:-</w:t>
       </w:r>
-      <w:proofErr w:type="gramStart"/>
-      <w:r>
-        <w:rPr>
-          <w:rFonts w:asciiTheme="minorBidi" w:hAnsiTheme="minorBidi"/>
-          <w:b/>
-          <w:bCs/>
-          <w:sz w:val="32"/>
-          <w:szCs w:val="32"/>
-          <w:u w:val="single"/>
-        </w:rPr>
-        <w:t>Objectives:-</w:t>
-      </w:r>
-      <w:proofErr w:type="gramEnd"/>
     </w:p>
     <w:p>
       <w:pPr>
@@ -6076,7 +6090,7 @@
           <w:sz w:val="28"/>
           <w:szCs w:val="28"/>
         </w:rPr>
-        <w:t>- Organize all meeting room reservations in one system.</w:t>
+        <w:t>1. Planning – Identify project goals, feasibility, resources, and the project schedule.</w:t>
       </w:r>
     </w:p>
     <w:p>
@@ -6097,7 +6111,7 @@
           <w:sz w:val="28"/>
           <w:szCs w:val="28"/>
         </w:rPr>
-        <w:t>- Allow users to check room availability.</w:t>
+        <w:t>2. Analysis – Gather user requirements through interviews and questionnaires.</w:t>
       </w:r>
     </w:p>
     <w:p>
@@ -6118,7 +6132,7 @@
           <w:sz w:val="28"/>
           <w:szCs w:val="28"/>
         </w:rPr>
-        <w:t>- Prevent overlapping reservations.</w:t>
+        <w:t>3. Design – Prepare the Data Flow Diagram (DFD), Entity Relationship Diagram (ERD), database design, and user interface.</w:t>
       </w:r>
     </w:p>
     <w:p>
@@ -6139,7 +6153,7 @@
           <w:sz w:val="28"/>
           <w:szCs w:val="28"/>
         </w:rPr>
-        <w:t>- Simplify booking, modification, and cancellation.</w:t>
+        <w:t>4. Implementation – Develop the booking system and its main functions.</w:t>
       </w:r>
     </w:p>
     <w:p>
@@ -6160,7 +6174,7 @@
           <w:sz w:val="28"/>
           <w:szCs w:val="28"/>
         </w:rPr>
-        <w:t>- Help administrators manage rooms and reservations.</w:t>
+        <w:t>5. Testing – Test room availability, reservations, and booking conflict prevention.</w:t>
       </w:r>
     </w:p>
     <w:p>
@@ -6173,9 +6187,7 @@
           <w:szCs w:val="28"/>
         </w:rPr>
       </w:pPr>
-    </w:p>
-    <w:p>
-      <w:pPr>
+      <w:r>
         <w:rPr>
           <w:rFonts w:asciiTheme="minorBidi" w:hAnsiTheme="minorBidi"/>
           <w:b/>
@@ -6183,54 +6195,8 @@
           <w:sz w:val="28"/>
           <w:szCs w:val="28"/>
         </w:rPr>
-      </w:pPr>
-    </w:p>
-    <w:p>
-      <w:pPr>
-        <w:rPr>
-          <w:rFonts w:asciiTheme="minorBidi" w:hAnsiTheme="minorBidi"/>
-          <w:b/>
-          <w:bCs/>
-          <w:sz w:val="32"/>
-          <w:szCs w:val="32"/>
-          <w:u w:val="single"/>
-        </w:rPr>
-      </w:pPr>
-      <w:r>
-        <w:rPr>
-          <w:rFonts w:asciiTheme="minorBidi" w:hAnsiTheme="minorBidi"/>
-          <w:b/>
-          <w:bCs/>
-          <w:sz w:val="32"/>
-          <w:szCs w:val="32"/>
-          <w:u w:val="single"/>
-        </w:rPr>
-        <w:t xml:space="preserve">System Development </w:t>
+        <w:t>6. Deployment – Make the system available to users and provide basic instructions.</w:t>
       </w:r>
-      <w:proofErr w:type="gramStart"/>
-      <w:r>
-        <w:rPr>
-          <w:rFonts w:asciiTheme="minorBidi" w:hAnsiTheme="minorBidi"/>
-          <w:b/>
-          <w:bCs/>
-          <w:sz w:val="32"/>
-          <w:szCs w:val="32"/>
-          <w:u w:val="single"/>
-        </w:rPr>
-        <w:t>Plan:</w:t>
-      </w:r>
-      <w:r>
-        <w:rPr>
-          <w:rFonts w:asciiTheme="minorBidi" w:hAnsiTheme="minorBidi"/>
-          <w:b/>
-          <w:bCs/>
-          <w:sz w:val="32"/>
-          <w:szCs w:val="32"/>
-          <w:u w:val="single"/>
-        </w:rPr>
-        <w:t>-</w:t>
-      </w:r>
-      <w:proofErr w:type="gramEnd"/>
     </w:p>
     <w:p>
       <w:pPr>
@@ -6250,7 +6216,7 @@
           <w:sz w:val="28"/>
           <w:szCs w:val="28"/>
         </w:rPr>
-        <w:t>The project team plans to follow the System Development Life Cycle (SDLC) to analyze, design, develop, test, and implement the Meeting Room Booking System.</w:t>
+        <w:t>7. Maintenance – Fix problems and update the system when necessary.</w:t>
       </w:r>
     </w:p>
     <w:p>
@@ -6270,205 +6236,10 @@
           <w:rFonts w:asciiTheme="minorBidi" w:hAnsiTheme="minorBidi"/>
           <w:b/>
           <w:bCs/>
-          <w:sz w:val="32"/>
-          <w:szCs w:val="32"/>
-          <w:u w:val="single"/>
-        </w:rPr>
-      </w:pPr>
-      <w:r>
-        <w:rPr>
-          <w:rFonts w:asciiTheme="minorBidi" w:hAnsiTheme="minorBidi"/>
-          <w:b/>
-          <w:bCs/>
-          <w:sz w:val="32"/>
-          <w:szCs w:val="32"/>
-          <w:u w:val="single"/>
-        </w:rPr>
-        <w:t xml:space="preserve">Key SDLC </w:t>
-      </w:r>
-      <w:proofErr w:type="gramStart"/>
-      <w:r>
-        <w:rPr>
-          <w:rFonts w:asciiTheme="minorBidi" w:hAnsiTheme="minorBidi"/>
-          <w:b/>
-          <w:bCs/>
-          <w:sz w:val="32"/>
-          <w:szCs w:val="32"/>
-          <w:u w:val="single"/>
-        </w:rPr>
-        <w:t>Phases:-</w:t>
-      </w:r>
-      <w:proofErr w:type="gramEnd"/>
-    </w:p>
-    <w:p>
-      <w:pPr>
-        <w:rPr>
-          <w:rFonts w:asciiTheme="minorBidi" w:hAnsiTheme="minorBidi"/>
-          <w:b/>
-          <w:bCs/>
           <w:sz w:val="28"/>
           <w:szCs w:val="28"/>
         </w:rPr>
       </w:pPr>
-      <w:r>
-        <w:rPr>
-          <w:rFonts w:asciiTheme="minorBidi" w:hAnsiTheme="minorBidi"/>
-          <w:b/>
-          <w:bCs/>
-          <w:sz w:val="28"/>
-          <w:szCs w:val="28"/>
-        </w:rPr>
-        <w:t>1. Planning – Identify project goals, feasibility, resources, and the project schedule.</w:t>
-      </w:r>
-    </w:p>
-    <w:p>
-      <w:pPr>
-        <w:rPr>
-          <w:rFonts w:asciiTheme="minorBidi" w:hAnsiTheme="minorBidi"/>
-          <w:b/>
-          <w:bCs/>
-          <w:sz w:val="28"/>
-          <w:szCs w:val="28"/>
-        </w:rPr>
-      </w:pPr>
-      <w:r>
-        <w:rPr>
-          <w:rFonts w:asciiTheme="minorBidi" w:hAnsiTheme="minorBidi"/>
-          <w:b/>
-          <w:bCs/>
-          <w:sz w:val="28"/>
-          <w:szCs w:val="28"/>
-        </w:rPr>
-        <w:t>2. Analysis – Gather user requirements through interviews and questionnaires.</w:t>
-      </w:r>
-    </w:p>
-    <w:p>
-      <w:pPr>
-        <w:rPr>
-          <w:rFonts w:asciiTheme="minorBidi" w:hAnsiTheme="minorBidi"/>
-          <w:b/>
-          <w:bCs/>
-          <w:sz w:val="28"/>
-          <w:szCs w:val="28"/>
-        </w:rPr>
-      </w:pPr>
-      <w:r>
-        <w:rPr>
-          <w:rFonts w:asciiTheme="minorBidi" w:hAnsiTheme="minorBidi"/>
-          <w:b/>
-          <w:bCs/>
-          <w:sz w:val="28"/>
-          <w:szCs w:val="28"/>
-        </w:rPr>
-        <w:t>3. Design – Prepare the Data Flow Diagram (DFD), Entity Relationship Diagram (ERD), database design, and user interface.</w:t>
-      </w:r>
-    </w:p>
-    <w:p>
-      <w:pPr>
-        <w:rPr>
-          <w:rFonts w:asciiTheme="minorBidi" w:hAnsiTheme="minorBidi"/>
-          <w:b/>
-          <w:bCs/>
-          <w:sz w:val="28"/>
-          <w:szCs w:val="28"/>
-        </w:rPr>
-      </w:pPr>
-      <w:r>
-        <w:rPr>
-          <w:rFonts w:asciiTheme="minorBidi" w:hAnsiTheme="minorBidi"/>
-          <w:b/>
-          <w:bCs/>
-          <w:sz w:val="28"/>
-          <w:szCs w:val="28"/>
-        </w:rPr>
-        <w:t>4. Implementation – Develop the booking system and its main functions.</w:t>
-      </w:r>
-    </w:p>
-    <w:p>
-      <w:pPr>
-        <w:rPr>
-          <w:rFonts w:asciiTheme="minorBidi" w:hAnsiTheme="minorBidi"/>
-          <w:b/>
-          <w:bCs/>
-          <w:sz w:val="28"/>
-          <w:szCs w:val="28"/>
-        </w:rPr>
-      </w:pPr>
-      <w:r>
-        <w:rPr>
-          <w:rFonts w:asciiTheme="minorBidi" w:hAnsiTheme="minorBidi"/>
-          <w:b/>
-          <w:bCs/>
-          <w:sz w:val="28"/>
-          <w:szCs w:val="28"/>
-        </w:rPr>
-        <w:t>5. Testing – Test room availability, reservations, and booking conflict prevention.</w:t>
-      </w:r>
-    </w:p>
-    <w:p>
-      <w:pPr>
-        <w:rPr>
-          <w:rFonts w:asciiTheme="minorBidi" w:hAnsiTheme="minorBidi"/>
-          <w:b/>
-          <w:bCs/>
-          <w:sz w:val="28"/>
-          <w:szCs w:val="28"/>
-        </w:rPr>
-      </w:pPr>
-      <w:r>
-        <w:rPr>
-          <w:rFonts w:asciiTheme="minorBidi" w:hAnsiTheme="minorBidi"/>
-          <w:b/>
-          <w:bCs/>
-          <w:sz w:val="28"/>
-          <w:szCs w:val="28"/>
-        </w:rPr>
-        <w:t>6. Deployment – Make the system available to users and provide basic instructions.</w:t>
-      </w:r>
-    </w:p>
-    <w:p>
-      <w:pPr>
-        <w:rPr>
-          <w:rFonts w:asciiTheme="minorBidi" w:hAnsiTheme="minorBidi"/>
-          <w:b/>
-          <w:bCs/>
-          <w:sz w:val="28"/>
-          <w:szCs w:val="28"/>
-        </w:rPr>
-      </w:pPr>
-      <w:r>
-        <w:rPr>
-          <w:rFonts w:asciiTheme="minorBidi" w:hAnsiTheme="minorBidi"/>
-          <w:b/>
-          <w:bCs/>
-          <w:sz w:val="28"/>
-          <w:szCs w:val="28"/>
-        </w:rPr>
-        <w:t>7. Maintenance – Fix problems and update the system when necessary.</w:t>
-      </w:r>
-    </w:p>
-    <w:p>
-      <w:pPr>
-        <w:rPr>
-          <w:rFonts w:asciiTheme="minorBidi" w:hAnsiTheme="minorBidi"/>
-          <w:b/>
-          <w:bCs/>
-          <w:sz w:val="28"/>
-          <w:szCs w:val="28"/>
-        </w:rPr>
-      </w:pPr>
-    </w:p>
-    <w:p>
-      <w:pPr>
-        <w:rPr>
-          <w:rFonts w:asciiTheme="minorBidi" w:hAnsiTheme="minorBidi"/>
-          <w:b/>
-          <w:bCs/>
-          <w:sz w:val="28"/>
-          <w:szCs w:val="28"/>
-        </w:rPr>
-      </w:pPr>
-      <w:proofErr w:type="gramStart"/>
       <w:r>
         <w:rPr>
           <w:rFonts w:asciiTheme="minorBidi" w:hAnsiTheme="minorBidi"/>
@@ -6500,7 +6271,6 @@
         </w:rPr>
         <w:t>-</w:t>
       </w:r>
-      <w:proofErr w:type="gramEnd"/>
     </w:p>
     <w:p>
       <w:pPr>
@@ -6541,7 +6311,6 @@
           <w:sz w:val="28"/>
           <w:szCs w:val="28"/>
         </w:rPr>
-        <w:lastRenderedPageBreak/>
         <w:t>2. How can the proposed system solve the identified problems?</w:t>
       </w:r>
     </w:p>
@@ -6587,21 +6356,8 @@
           <w:szCs w:val="32"/>
           <w:u w:val="single"/>
         </w:rPr>
-        <w:t xml:space="preserve">Methodology </w:t>
+        <w:t>Methodology Options:-</w:t>
       </w:r>
-      <w:proofErr w:type="gramStart"/>
-      <w:r>
-        <w:rPr>
-          <w:rFonts w:asciiTheme="minorBidi" w:hAnsiTheme="minorBidi"/>
-          <w:b/>
-          <w:bCs/>
-          <w:sz w:val="32"/>
-          <w:szCs w:val="32"/>
-          <w:u w:val="single"/>
-        </w:rPr>
-        <w:t>Options:-</w:t>
-      </w:r>
-      <w:proofErr w:type="gramEnd"/>
     </w:p>
     <w:p>
       <w:pPr>
@@ -6840,3207 +6596,10 @@
     </w:p>
     <w:p>
       <w:pPr>
-        <w:jc w:val="center"/>
-        <w:rPr>
-          <w:rFonts w:asciiTheme="minorBidi" w:hAnsiTheme="minorBidi"/>
-          <w:b/>
-          <w:bCs/>
-          <w:sz w:val="40"/>
-          <w:szCs w:val="40"/>
-          <w:u w:val="single"/>
-        </w:rPr>
-      </w:pPr>
-      <w:r>
-        <w:rPr>
-          <w:rFonts w:asciiTheme="minorBidi" w:hAnsiTheme="minorBidi"/>
-          <w:b/>
-          <w:bCs/>
-          <w:sz w:val="40"/>
-          <w:szCs w:val="40"/>
-          <w:highlight w:val="lightGray"/>
-          <w:u w:val="single"/>
-        </w:rPr>
-        <w:lastRenderedPageBreak/>
-        <w:t>Project Plan - Methodology</w:t>
-      </w:r>
-    </w:p>
-    <w:p>
-      <w:pPr>
-        <w:rPr>
-          <w:rFonts w:asciiTheme="minorBidi" w:hAnsiTheme="minorBidi"/>
-          <w:b/>
-          <w:bCs/>
-          <w:sz w:val="40"/>
-          <w:szCs w:val="40"/>
-          <w:u w:val="single"/>
-        </w:rPr>
-      </w:pPr>
-    </w:p>
-    <w:p>
-      <w:pPr>
-        <w:rPr>
-          <w:rFonts w:asciiTheme="minorBidi" w:hAnsiTheme="minorBidi"/>
-          <w:b/>
-          <w:bCs/>
-          <w:sz w:val="32"/>
-          <w:szCs w:val="32"/>
-        </w:rPr>
-      </w:pPr>
-      <w:r>
-        <w:rPr>
-          <w:rFonts w:asciiTheme="minorBidi" w:hAnsiTheme="minorBidi"/>
-          <w:b/>
-          <w:bCs/>
-          <w:sz w:val="32"/>
-          <w:szCs w:val="32"/>
-        </w:rPr>
-        <w:t>Selected Methodology: Agile Development</w:t>
-      </w:r>
-    </w:p>
-    <w:p>
-      <w:pPr>
-        <w:rPr>
-          <w:rFonts w:asciiTheme="minorBidi" w:hAnsiTheme="minorBidi"/>
-          <w:b/>
-          <w:bCs/>
-          <w:sz w:val="28"/>
-          <w:szCs w:val="28"/>
-        </w:rPr>
-      </w:pPr>
-    </w:p>
-    <w:p>
-      <w:pPr>
-        <w:rPr>
-          <w:rFonts w:asciiTheme="minorBidi" w:hAnsiTheme="minorBidi"/>
-          <w:b/>
-          <w:bCs/>
-          <w:sz w:val="32"/>
-          <w:szCs w:val="32"/>
-          <w:u w:val="single"/>
-        </w:rPr>
-      </w:pPr>
-      <w:proofErr w:type="gramStart"/>
-      <w:r>
-        <w:rPr>
-          <w:rFonts w:asciiTheme="minorBidi" w:hAnsiTheme="minorBidi"/>
-          <w:b/>
-          <w:bCs/>
-          <w:sz w:val="32"/>
-          <w:szCs w:val="32"/>
-          <w:u w:val="single"/>
-        </w:rPr>
-        <w:t>Introduction :</w:t>
-      </w:r>
-      <w:proofErr w:type="gramEnd"/>
-      <w:r>
-        <w:rPr>
-          <w:rFonts w:asciiTheme="minorBidi" w:hAnsiTheme="minorBidi"/>
-          <w:b/>
-          <w:bCs/>
-          <w:sz w:val="32"/>
-          <w:szCs w:val="32"/>
-          <w:u w:val="single"/>
-        </w:rPr>
-        <w:t>-</w:t>
-      </w:r>
-    </w:p>
-    <w:p>
-      <w:pPr>
-        <w:ind w:left="720"/>
-        <w:rPr>
-          <w:rFonts w:asciiTheme="minorBidi" w:hAnsiTheme="minorBidi"/>
-          <w:b/>
-          <w:bCs/>
-          <w:sz w:val="28"/>
-          <w:szCs w:val="28"/>
-        </w:rPr>
-      </w:pPr>
-      <w:r>
-        <w:rPr>
-          <w:rFonts w:asciiTheme="minorBidi" w:hAnsiTheme="minorBidi"/>
-          <w:b/>
-          <w:bCs/>
-          <w:sz w:val="28"/>
-          <w:szCs w:val="28"/>
-        </w:rPr>
-        <w:t>Agile Development is a software development methodology that divides a project into small parts that can be developed, tested, and improved incrementally. It emphasizes flexibility, teamwork, communication, and continuous feedback.</w:t>
-      </w:r>
-    </w:p>
-    <w:p>
-      <w:pPr>
-        <w:rPr>
-          <w:rFonts w:asciiTheme="minorBidi" w:hAnsiTheme="minorBidi"/>
-          <w:b/>
-          <w:bCs/>
-          <w:sz w:val="28"/>
-          <w:szCs w:val="28"/>
-        </w:rPr>
-      </w:pPr>
-    </w:p>
-    <w:p>
-      <w:pPr>
-        <w:rPr>
-          <w:rFonts w:asciiTheme="minorBidi" w:hAnsiTheme="minorBidi"/>
-          <w:b/>
-          <w:bCs/>
-          <w:sz w:val="32"/>
-          <w:szCs w:val="32"/>
-          <w:u w:val="single"/>
-        </w:rPr>
-      </w:pPr>
-      <w:r>
-        <w:rPr>
-          <w:rFonts w:asciiTheme="minorBidi" w:hAnsiTheme="minorBidi"/>
-          <w:b/>
-          <w:bCs/>
-          <w:sz w:val="32"/>
-          <w:szCs w:val="32"/>
-          <w:u w:val="single"/>
-        </w:rPr>
-        <w:t xml:space="preserve">Why Agile Was </w:t>
-      </w:r>
-      <w:proofErr w:type="gramStart"/>
-      <w:r>
-        <w:rPr>
-          <w:rFonts w:asciiTheme="minorBidi" w:hAnsiTheme="minorBidi"/>
-          <w:b/>
-          <w:bCs/>
-          <w:sz w:val="32"/>
-          <w:szCs w:val="32"/>
-          <w:u w:val="single"/>
-        </w:rPr>
-        <w:t>Selected ?</w:t>
-      </w:r>
-      <w:proofErr w:type="gramEnd"/>
-    </w:p>
-    <w:p>
-      <w:pPr>
-        <w:rPr>
-          <w:rFonts w:asciiTheme="minorBidi" w:hAnsiTheme="minorBidi"/>
-          <w:b/>
-          <w:bCs/>
-          <w:sz w:val="28"/>
-          <w:szCs w:val="28"/>
-        </w:rPr>
-      </w:pPr>
-      <w:r>
-        <w:rPr>
-          <w:rFonts w:asciiTheme="minorBidi" w:hAnsiTheme="minorBidi"/>
-          <w:b/>
-          <w:bCs/>
-          <w:sz w:val="28"/>
-          <w:szCs w:val="28"/>
-        </w:rPr>
-        <w:t xml:space="preserve">   </w:t>
-      </w:r>
-      <w:r>
-        <w:rPr>
-          <w:rFonts w:asciiTheme="minorBidi" w:hAnsiTheme="minorBidi"/>
-          <w:b/>
-          <w:bCs/>
-          <w:sz w:val="28"/>
-          <w:szCs w:val="28"/>
-        </w:rPr>
-        <w:t xml:space="preserve">Agile Development was selected for the Meeting Room Booking </w:t>
-      </w:r>
-      <w:r>
-        <w:rPr>
-          <w:rFonts w:asciiTheme="minorBidi" w:hAnsiTheme="minorBidi"/>
-          <w:b/>
-          <w:bCs/>
-          <w:sz w:val="28"/>
-          <w:szCs w:val="28"/>
-        </w:rPr>
-        <w:t xml:space="preserve"> </w:t>
-      </w:r>
-    </w:p>
-    <w:p>
-      <w:pPr>
-        <w:rPr>
-          <w:rFonts w:asciiTheme="minorBidi" w:hAnsiTheme="minorBidi"/>
-          <w:b/>
-          <w:bCs/>
-          <w:sz w:val="28"/>
-          <w:szCs w:val="28"/>
-        </w:rPr>
-      </w:pPr>
-      <w:r>
-        <w:rPr>
-          <w:rFonts w:asciiTheme="minorBidi" w:hAnsiTheme="minorBidi"/>
-          <w:b/>
-          <w:bCs/>
-          <w:sz w:val="28"/>
-          <w:szCs w:val="28"/>
-        </w:rPr>
-        <w:t xml:space="preserve">   </w:t>
-      </w:r>
-      <w:r>
-        <w:rPr>
-          <w:rFonts w:asciiTheme="minorBidi" w:hAnsiTheme="minorBidi"/>
-          <w:b/>
-          <w:bCs/>
-          <w:sz w:val="28"/>
-          <w:szCs w:val="28"/>
-        </w:rPr>
-        <w:t>System for the following reasons:</w:t>
-      </w:r>
-    </w:p>
-    <w:p>
-      <w:pPr>
-        <w:ind w:left="720"/>
-        <w:rPr>
-          <w:rFonts w:asciiTheme="minorBidi" w:hAnsiTheme="minorBidi"/>
-          <w:b/>
-          <w:bCs/>
-          <w:sz w:val="28"/>
-          <w:szCs w:val="28"/>
-        </w:rPr>
-      </w:pPr>
-      <w:r>
-        <w:rPr>
-          <w:rFonts w:asciiTheme="minorBidi" w:hAnsiTheme="minorBidi"/>
-          <w:b/>
-          <w:bCs/>
-          <w:sz w:val="28"/>
-          <w:szCs w:val="28"/>
-        </w:rPr>
-        <w:t>1. Flexibility: The team can modify system requirements when necessary.</w:t>
-      </w:r>
-    </w:p>
-    <w:p>
-      <w:pPr>
-        <w:ind w:left="720"/>
-        <w:rPr>
-          <w:rFonts w:asciiTheme="minorBidi" w:hAnsiTheme="minorBidi"/>
-          <w:b/>
-          <w:bCs/>
-          <w:sz w:val="28"/>
-          <w:szCs w:val="28"/>
-        </w:rPr>
-      </w:pPr>
-      <w:r>
-        <w:rPr>
-          <w:rFonts w:asciiTheme="minorBidi" w:hAnsiTheme="minorBidi"/>
-          <w:b/>
-          <w:bCs/>
-          <w:sz w:val="28"/>
-          <w:szCs w:val="28"/>
-        </w:rPr>
-        <w:t>2. Team Collaboration: The five team members can coordinate their work and share responsibilities.</w:t>
-      </w:r>
-    </w:p>
-    <w:p>
-      <w:pPr>
-        <w:ind w:left="720"/>
-        <w:rPr>
-          <w:rFonts w:asciiTheme="minorBidi" w:hAnsiTheme="minorBidi"/>
-          <w:b/>
-          <w:bCs/>
-          <w:sz w:val="28"/>
-          <w:szCs w:val="28"/>
-        </w:rPr>
-      </w:pPr>
-      <w:r>
-        <w:rPr>
-          <w:rFonts w:asciiTheme="minorBidi" w:hAnsiTheme="minorBidi"/>
-          <w:b/>
-          <w:bCs/>
-          <w:sz w:val="28"/>
-          <w:szCs w:val="28"/>
-        </w:rPr>
-        <w:t>3. Incremental Development: The system can be developed feature by feature.</w:t>
-      </w:r>
-    </w:p>
-    <w:p>
-      <w:pPr>
-        <w:ind w:left="720"/>
-        <w:rPr>
-          <w:rFonts w:asciiTheme="minorBidi" w:hAnsiTheme="minorBidi"/>
-          <w:b/>
-          <w:bCs/>
-          <w:sz w:val="28"/>
-          <w:szCs w:val="28"/>
-        </w:rPr>
-      </w:pPr>
-      <w:r>
-        <w:rPr>
-          <w:rFonts w:asciiTheme="minorBidi" w:hAnsiTheme="minorBidi"/>
-          <w:b/>
-          <w:bCs/>
-          <w:sz w:val="28"/>
-          <w:szCs w:val="28"/>
-        </w:rPr>
-        <w:t>4. Continuous Testing: Each feature can be tested before moving to the next stage.</w:t>
-      </w:r>
-    </w:p>
-    <w:p>
-      <w:pPr>
-        <w:ind w:left="720"/>
-        <w:rPr>
-          <w:rFonts w:asciiTheme="minorBidi" w:hAnsiTheme="minorBidi"/>
-          <w:b/>
-          <w:bCs/>
-          <w:sz w:val="28"/>
-          <w:szCs w:val="28"/>
-        </w:rPr>
-      </w:pPr>
-      <w:r>
-        <w:rPr>
-          <w:rFonts w:asciiTheme="minorBidi" w:hAnsiTheme="minorBidi"/>
-          <w:b/>
-          <w:bCs/>
-          <w:sz w:val="28"/>
-          <w:szCs w:val="28"/>
-        </w:rPr>
-        <w:t>5. Feedback and Improvement: Feedback can help the team improve the system during development.</w:t>
-      </w:r>
-    </w:p>
-    <w:p>
-      <w:pPr>
-        <w:jc w:val="center"/>
-        <w:rPr>
-          <w:rFonts w:asciiTheme="minorBidi" w:hAnsiTheme="minorBidi"/>
-          <w:b/>
-          <w:bCs/>
-          <w:sz w:val="28"/>
-          <w:szCs w:val="28"/>
-        </w:rPr>
-      </w:pPr>
-    </w:p>
-    <w:p>
-      <w:pPr>
-        <w:jc w:val="center"/>
-        <w:rPr>
-          <w:rFonts w:asciiTheme="minorBidi" w:hAnsiTheme="minorBidi"/>
-          <w:b/>
-          <w:bCs/>
-          <w:sz w:val="28"/>
-          <w:szCs w:val="28"/>
-        </w:rPr>
-      </w:pPr>
-    </w:p>
-    <w:p>
-      <w:pPr>
-        <w:rPr>
-          <w:rFonts w:asciiTheme="minorBidi" w:hAnsiTheme="minorBidi"/>
-          <w:b/>
-          <w:bCs/>
-          <w:sz w:val="28"/>
-          <w:szCs w:val="28"/>
-        </w:rPr>
-      </w:pPr>
-    </w:p>
-    <w:p>
-      <w:pPr>
-        <w:rPr>
-          <w:rFonts w:asciiTheme="minorBidi" w:hAnsiTheme="minorBidi"/>
-          <w:b/>
-          <w:bCs/>
-          <w:sz w:val="32"/>
-          <w:szCs w:val="32"/>
-          <w:u w:val="single"/>
-        </w:rPr>
-      </w:pPr>
-      <w:r>
-        <w:rPr>
-          <w:rFonts w:asciiTheme="minorBidi" w:hAnsiTheme="minorBidi"/>
-          <w:b/>
-          <w:bCs/>
-          <w:sz w:val="32"/>
-          <w:szCs w:val="32"/>
-          <w:u w:val="single"/>
-        </w:rPr>
-        <w:t xml:space="preserve">Applying Agile to the Meeting Room Booking </w:t>
-      </w:r>
-      <w:proofErr w:type="gramStart"/>
-      <w:r>
-        <w:rPr>
-          <w:rFonts w:asciiTheme="minorBidi" w:hAnsiTheme="minorBidi"/>
-          <w:b/>
-          <w:bCs/>
-          <w:sz w:val="32"/>
-          <w:szCs w:val="32"/>
-          <w:u w:val="single"/>
-        </w:rPr>
-        <w:t>System :</w:t>
-      </w:r>
-      <w:proofErr w:type="gramEnd"/>
-      <w:r>
-        <w:rPr>
-          <w:rFonts w:asciiTheme="minorBidi" w:hAnsiTheme="minorBidi"/>
-          <w:b/>
-          <w:bCs/>
-          <w:sz w:val="32"/>
-          <w:szCs w:val="32"/>
-          <w:u w:val="single"/>
-        </w:rPr>
-        <w:t>-</w:t>
-      </w:r>
-    </w:p>
-    <w:p>
-      <w:pPr>
-        <w:rPr>
-          <w:rFonts w:asciiTheme="minorBidi" w:hAnsiTheme="minorBidi"/>
-          <w:b/>
-          <w:bCs/>
-          <w:sz w:val="28"/>
-          <w:szCs w:val="28"/>
-        </w:rPr>
-      </w:pPr>
-      <w:r>
-        <w:rPr>
-          <w:rFonts w:asciiTheme="minorBidi" w:hAnsiTheme="minorBidi"/>
-          <w:b/>
-          <w:bCs/>
-          <w:sz w:val="28"/>
-          <w:szCs w:val="28"/>
-        </w:rPr>
-        <w:t>The project will be divided into the following iterations:</w:t>
-      </w:r>
-    </w:p>
-    <w:p>
-      <w:pPr>
-        <w:rPr>
-          <w:rFonts w:asciiTheme="minorBidi" w:hAnsiTheme="minorBidi"/>
-          <w:b/>
-          <w:bCs/>
-          <w:sz w:val="28"/>
-          <w:szCs w:val="28"/>
-        </w:rPr>
-      </w:pPr>
-      <w:r>
-        <w:rPr>
-          <w:rFonts w:asciiTheme="minorBidi" w:hAnsiTheme="minorBidi"/>
-          <w:b/>
-          <w:bCs/>
-          <w:sz w:val="28"/>
-          <w:szCs w:val="28"/>
-        </w:rPr>
-        <w:tab/>
-      </w:r>
-      <w:r>
-        <w:rPr>
-          <w:rFonts w:asciiTheme="minorBidi" w:hAnsiTheme="minorBidi"/>
-          <w:b/>
-          <w:bCs/>
-          <w:sz w:val="28"/>
-          <w:szCs w:val="28"/>
-          <w:u w:val="single"/>
-        </w:rPr>
-        <w:t>Iteration 1</w:t>
-      </w:r>
-      <w:r>
-        <w:rPr>
-          <w:rFonts w:asciiTheme="minorBidi" w:hAnsiTheme="minorBidi"/>
-          <w:b/>
-          <w:bCs/>
-          <w:sz w:val="28"/>
-          <w:szCs w:val="28"/>
-        </w:rPr>
-        <w:t>: Requirements Analysis</w:t>
-      </w:r>
-    </w:p>
-    <w:p>
-      <w:pPr>
-        <w:ind w:left="1440"/>
-        <w:rPr>
-          <w:rFonts w:asciiTheme="minorBidi" w:hAnsiTheme="minorBidi"/>
-          <w:b/>
-          <w:bCs/>
-          <w:sz w:val="28"/>
-          <w:szCs w:val="28"/>
-        </w:rPr>
-      </w:pPr>
-      <w:r>
-        <w:rPr>
-          <w:rFonts w:asciiTheme="minorBidi" w:hAnsiTheme="minorBidi"/>
-          <w:b/>
-          <w:bCs/>
-          <w:sz w:val="28"/>
-          <w:szCs w:val="28"/>
-        </w:rPr>
-        <w:t>- Identify the needs of employees and administrators.</w:t>
-      </w:r>
-    </w:p>
-    <w:p>
-      <w:pPr>
-        <w:ind w:left="1440"/>
-        <w:rPr>
-          <w:rFonts w:asciiTheme="minorBidi" w:hAnsiTheme="minorBidi"/>
-          <w:b/>
-          <w:bCs/>
-          <w:sz w:val="28"/>
-          <w:szCs w:val="28"/>
-        </w:rPr>
-      </w:pPr>
-      <w:r>
-        <w:rPr>
-          <w:rFonts w:asciiTheme="minorBidi" w:hAnsiTheme="minorBidi"/>
-          <w:b/>
-          <w:bCs/>
-          <w:sz w:val="28"/>
-          <w:szCs w:val="28"/>
-        </w:rPr>
-        <w:t>- Determine the problems with the current meeting room booking process.</w:t>
-      </w:r>
-    </w:p>
-    <w:p>
-      <w:pPr>
-        <w:ind w:left="1440"/>
-        <w:rPr>
-          <w:rFonts w:asciiTheme="minorBidi" w:hAnsiTheme="minorBidi"/>
-          <w:b/>
-          <w:bCs/>
-          <w:sz w:val="28"/>
-          <w:szCs w:val="28"/>
-        </w:rPr>
-      </w:pPr>
-      <w:r>
-        <w:rPr>
-          <w:rFonts w:asciiTheme="minorBidi" w:hAnsiTheme="minorBidi"/>
-          <w:b/>
-          <w:bCs/>
-          <w:sz w:val="28"/>
-          <w:szCs w:val="28"/>
-        </w:rPr>
-        <w:t>- Define the system requirements.</w:t>
-      </w:r>
-    </w:p>
-    <w:p>
-      <w:pPr>
-        <w:ind w:firstLine="720"/>
-        <w:rPr>
-          <w:rFonts w:asciiTheme="minorBidi" w:hAnsiTheme="minorBidi"/>
-          <w:b/>
-          <w:bCs/>
-          <w:sz w:val="28"/>
-          <w:szCs w:val="28"/>
-        </w:rPr>
-      </w:pPr>
-      <w:r>
-        <w:rPr>
-          <w:rFonts w:asciiTheme="minorBidi" w:hAnsiTheme="minorBidi"/>
-          <w:b/>
-          <w:bCs/>
-          <w:sz w:val="28"/>
-          <w:szCs w:val="28"/>
-          <w:u w:val="single"/>
-        </w:rPr>
-        <w:t>Iteration 2</w:t>
-      </w:r>
-      <w:r>
-        <w:rPr>
-          <w:rFonts w:asciiTheme="minorBidi" w:hAnsiTheme="minorBidi"/>
-          <w:b/>
-          <w:bCs/>
-          <w:sz w:val="28"/>
-          <w:szCs w:val="28"/>
-        </w:rPr>
-        <w:t>: System Design</w:t>
-      </w:r>
-    </w:p>
-    <w:p>
-      <w:pPr>
-        <w:ind w:left="1440"/>
-        <w:rPr>
-          <w:rFonts w:asciiTheme="minorBidi" w:hAnsiTheme="minorBidi"/>
-          <w:b/>
-          <w:bCs/>
-          <w:sz w:val="28"/>
-          <w:szCs w:val="28"/>
-        </w:rPr>
-      </w:pPr>
-      <w:r>
-        <w:rPr>
-          <w:rFonts w:asciiTheme="minorBidi" w:hAnsiTheme="minorBidi"/>
-          <w:b/>
-          <w:bCs/>
-          <w:sz w:val="28"/>
-          <w:szCs w:val="28"/>
-        </w:rPr>
-        <w:t>- Design the user interface.</w:t>
-      </w:r>
-    </w:p>
-    <w:p>
-      <w:pPr>
-        <w:ind w:left="1440"/>
-        <w:rPr>
-          <w:rFonts w:asciiTheme="minorBidi" w:hAnsiTheme="minorBidi"/>
-          <w:b/>
-          <w:bCs/>
-          <w:sz w:val="28"/>
-          <w:szCs w:val="28"/>
-        </w:rPr>
-      </w:pPr>
-      <w:r>
-        <w:rPr>
-          <w:rFonts w:asciiTheme="minorBidi" w:hAnsiTheme="minorBidi"/>
-          <w:b/>
-          <w:bCs/>
-          <w:sz w:val="28"/>
-          <w:szCs w:val="28"/>
-        </w:rPr>
-        <w:t>- Design the database for rooms, users, and bookings.</w:t>
-      </w:r>
-    </w:p>
-    <w:p>
-      <w:pPr>
-        <w:ind w:left="1440"/>
-        <w:rPr>
-          <w:rFonts w:asciiTheme="minorBidi" w:hAnsiTheme="minorBidi"/>
-          <w:b/>
-          <w:bCs/>
-          <w:sz w:val="28"/>
-          <w:szCs w:val="28"/>
-        </w:rPr>
-      </w:pPr>
-      <w:r>
-        <w:rPr>
-          <w:rFonts w:asciiTheme="minorBidi" w:hAnsiTheme="minorBidi"/>
-          <w:b/>
-          <w:bCs/>
-          <w:sz w:val="28"/>
-          <w:szCs w:val="28"/>
-        </w:rPr>
-        <w:t>- Define the booking workflow.</w:t>
-      </w:r>
-    </w:p>
-    <w:p>
-      <w:pPr>
-        <w:ind w:firstLine="720"/>
-        <w:rPr>
-          <w:rFonts w:asciiTheme="minorBidi" w:hAnsiTheme="minorBidi"/>
-          <w:b/>
-          <w:bCs/>
-          <w:sz w:val="28"/>
-          <w:szCs w:val="28"/>
-        </w:rPr>
-      </w:pPr>
-      <w:r>
-        <w:rPr>
-          <w:rFonts w:asciiTheme="minorBidi" w:hAnsiTheme="minorBidi"/>
-          <w:b/>
-          <w:bCs/>
-          <w:sz w:val="28"/>
-          <w:szCs w:val="28"/>
-          <w:u w:val="single"/>
-        </w:rPr>
-        <w:t>Iteration 3</w:t>
-      </w:r>
-      <w:r>
-        <w:rPr>
-          <w:rFonts w:asciiTheme="minorBidi" w:hAnsiTheme="minorBidi"/>
-          <w:b/>
-          <w:bCs/>
-          <w:sz w:val="28"/>
-          <w:szCs w:val="28"/>
-        </w:rPr>
-        <w:t>: Core System Development</w:t>
-      </w:r>
-    </w:p>
-    <w:p>
-      <w:pPr>
-        <w:ind w:left="1440"/>
-        <w:rPr>
-          <w:rFonts w:asciiTheme="minorBidi" w:hAnsiTheme="minorBidi"/>
-          <w:b/>
-          <w:bCs/>
-          <w:sz w:val="28"/>
-          <w:szCs w:val="28"/>
-        </w:rPr>
-      </w:pPr>
-      <w:r>
-        <w:rPr>
-          <w:rFonts w:asciiTheme="minorBidi" w:hAnsiTheme="minorBidi"/>
-          <w:b/>
-          <w:bCs/>
-          <w:sz w:val="28"/>
-          <w:szCs w:val="28"/>
-        </w:rPr>
-        <w:t xml:space="preserve">- </w:t>
-      </w:r>
-      <w:proofErr w:type="gramStart"/>
-      <w:r>
-        <w:rPr>
-          <w:rFonts w:asciiTheme="minorBidi" w:hAnsiTheme="minorBidi"/>
-          <w:b/>
-          <w:bCs/>
-          <w:sz w:val="28"/>
-          <w:szCs w:val="28"/>
-        </w:rPr>
-        <w:t>Display</w:t>
-      </w:r>
-      <w:proofErr w:type="gramEnd"/>
-      <w:r>
-        <w:rPr>
-          <w:rFonts w:asciiTheme="minorBidi" w:hAnsiTheme="minorBidi"/>
-          <w:b/>
-          <w:bCs/>
-          <w:sz w:val="28"/>
-          <w:szCs w:val="28"/>
-        </w:rPr>
-        <w:t xml:space="preserve"> available meeting rooms.</w:t>
-      </w:r>
-    </w:p>
-    <w:p>
-      <w:pPr>
-        <w:ind w:left="1440"/>
-        <w:rPr>
-          <w:rFonts w:asciiTheme="minorBidi" w:hAnsiTheme="minorBidi"/>
-          <w:b/>
-          <w:bCs/>
-          <w:sz w:val="28"/>
-          <w:szCs w:val="28"/>
-        </w:rPr>
-      </w:pPr>
-      <w:r>
-        <w:rPr>
-          <w:rFonts w:asciiTheme="minorBidi" w:hAnsiTheme="minorBidi"/>
-          <w:b/>
-          <w:bCs/>
-          <w:sz w:val="28"/>
-          <w:szCs w:val="28"/>
-        </w:rPr>
-        <w:t>- Allow users to book rooms for specific dates and times.</w:t>
-      </w:r>
-    </w:p>
-    <w:p>
-      <w:pPr>
-        <w:ind w:left="1440"/>
-        <w:rPr>
-          <w:rFonts w:asciiTheme="minorBidi" w:hAnsiTheme="minorBidi"/>
-          <w:b/>
-          <w:bCs/>
-          <w:sz w:val="28"/>
-          <w:szCs w:val="28"/>
-        </w:rPr>
-      </w:pPr>
-      <w:r>
-        <w:rPr>
-          <w:rFonts w:asciiTheme="minorBidi" w:hAnsiTheme="minorBidi"/>
-          <w:b/>
-          <w:bCs/>
-          <w:sz w:val="28"/>
-          <w:szCs w:val="28"/>
-        </w:rPr>
-        <w:t>- Prevent overlapping bookings.</w:t>
-      </w:r>
-    </w:p>
-    <w:p>
-      <w:pPr>
-        <w:ind w:firstLine="720"/>
-        <w:rPr>
-          <w:rFonts w:asciiTheme="minorBidi" w:hAnsiTheme="minorBidi"/>
-          <w:b/>
-          <w:bCs/>
-          <w:sz w:val="28"/>
-          <w:szCs w:val="28"/>
-        </w:rPr>
-      </w:pPr>
-      <w:r>
-        <w:rPr>
-          <w:rFonts w:asciiTheme="minorBidi" w:hAnsiTheme="minorBidi"/>
-          <w:b/>
-          <w:bCs/>
-          <w:sz w:val="28"/>
-          <w:szCs w:val="28"/>
-          <w:u w:val="single"/>
-        </w:rPr>
-        <w:t>Iteration 4</w:t>
-      </w:r>
-      <w:r>
-        <w:rPr>
-          <w:rFonts w:asciiTheme="minorBidi" w:hAnsiTheme="minorBidi"/>
-          <w:b/>
-          <w:bCs/>
-          <w:sz w:val="28"/>
-          <w:szCs w:val="28"/>
-        </w:rPr>
-        <w:t>: Additional Features</w:t>
-      </w:r>
-    </w:p>
-    <w:p>
-      <w:pPr>
-        <w:ind w:left="1440"/>
-        <w:rPr>
-          <w:rFonts w:asciiTheme="minorBidi" w:hAnsiTheme="minorBidi"/>
-          <w:b/>
-          <w:bCs/>
-          <w:sz w:val="28"/>
-          <w:szCs w:val="28"/>
-        </w:rPr>
-      </w:pPr>
-      <w:r>
-        <w:rPr>
-          <w:rFonts w:asciiTheme="minorBidi" w:hAnsiTheme="minorBidi"/>
-          <w:b/>
-          <w:bCs/>
-          <w:sz w:val="28"/>
-          <w:szCs w:val="28"/>
-        </w:rPr>
-        <w:t>- Allow users to modify or cancel bookings.</w:t>
-      </w:r>
-    </w:p>
-    <w:p>
-      <w:pPr>
-        <w:ind w:left="1440"/>
-        <w:rPr>
-          <w:rFonts w:asciiTheme="minorBidi" w:hAnsiTheme="minorBidi"/>
-          <w:b/>
-          <w:bCs/>
-          <w:sz w:val="28"/>
-          <w:szCs w:val="28"/>
-        </w:rPr>
-      </w:pPr>
-      <w:r>
-        <w:rPr>
-          <w:rFonts w:asciiTheme="minorBidi" w:hAnsiTheme="minorBidi"/>
-          <w:b/>
-          <w:bCs/>
-          <w:sz w:val="28"/>
-          <w:szCs w:val="28"/>
-        </w:rPr>
-        <w:t>- Enable administrators to manage rooms and reservations.</w:t>
-      </w:r>
-    </w:p>
-    <w:p>
-      <w:pPr>
-        <w:ind w:left="1440"/>
-        <w:rPr>
-          <w:rFonts w:asciiTheme="minorBidi" w:hAnsiTheme="minorBidi"/>
-          <w:b/>
-          <w:bCs/>
-          <w:sz w:val="28"/>
-          <w:szCs w:val="28"/>
-        </w:rPr>
-      </w:pPr>
-      <w:r>
-        <w:rPr>
-          <w:rFonts w:asciiTheme="minorBidi" w:hAnsiTheme="minorBidi"/>
-          <w:b/>
-          <w:bCs/>
-          <w:sz w:val="28"/>
-          <w:szCs w:val="28"/>
-        </w:rPr>
-        <w:t>- Display booking details and confirmation.</w:t>
-      </w:r>
-    </w:p>
-    <w:p>
-      <w:pPr>
-        <w:ind w:firstLine="720"/>
-        <w:rPr>
-          <w:rFonts w:asciiTheme="minorBidi" w:hAnsiTheme="minorBidi"/>
-          <w:b/>
-          <w:bCs/>
-          <w:sz w:val="28"/>
-          <w:szCs w:val="28"/>
-        </w:rPr>
-      </w:pPr>
-      <w:r>
-        <w:rPr>
-          <w:rFonts w:asciiTheme="minorBidi" w:hAnsiTheme="minorBidi"/>
-          <w:b/>
-          <w:bCs/>
-          <w:sz w:val="28"/>
-          <w:szCs w:val="28"/>
-          <w:u w:val="single"/>
-        </w:rPr>
-        <w:t>Iteration 5:</w:t>
-      </w:r>
-      <w:r>
-        <w:rPr>
-          <w:rFonts w:asciiTheme="minorBidi" w:hAnsiTheme="minorBidi"/>
-          <w:b/>
-          <w:bCs/>
-          <w:sz w:val="28"/>
-          <w:szCs w:val="28"/>
-        </w:rPr>
-        <w:t xml:space="preserve"> Testing and Evaluation</w:t>
-      </w:r>
-    </w:p>
-    <w:p>
-      <w:pPr>
-        <w:ind w:left="1440"/>
-        <w:rPr>
-          <w:rFonts w:asciiTheme="minorBidi" w:hAnsiTheme="minorBidi"/>
-          <w:b/>
-          <w:bCs/>
-          <w:sz w:val="28"/>
-          <w:szCs w:val="28"/>
-        </w:rPr>
-      </w:pPr>
-      <w:r>
-        <w:rPr>
-          <w:rFonts w:asciiTheme="minorBidi" w:hAnsiTheme="minorBidi"/>
-          <w:b/>
-          <w:bCs/>
-          <w:sz w:val="28"/>
-          <w:szCs w:val="28"/>
-        </w:rPr>
-        <w:t>- Test room availability and reservation functionality.</w:t>
-      </w:r>
-    </w:p>
-    <w:p>
-      <w:pPr>
-        <w:ind w:left="1440"/>
-        <w:rPr>
-          <w:rFonts w:asciiTheme="minorBidi" w:hAnsiTheme="minorBidi"/>
-          <w:b/>
-          <w:bCs/>
-          <w:sz w:val="28"/>
-          <w:szCs w:val="28"/>
-        </w:rPr>
-      </w:pPr>
-      <w:r>
-        <w:rPr>
-          <w:rFonts w:asciiTheme="minorBidi" w:hAnsiTheme="minorBidi"/>
-          <w:b/>
-          <w:bCs/>
-          <w:sz w:val="28"/>
-          <w:szCs w:val="28"/>
-        </w:rPr>
-        <w:t>- Check that booking conflicts are prevented.</w:t>
-      </w:r>
-    </w:p>
-    <w:p>
-      <w:pPr>
-        <w:ind w:left="1440"/>
-        <w:rPr>
-          <w:rFonts w:asciiTheme="minorBidi" w:hAnsiTheme="minorBidi"/>
-          <w:b/>
-          <w:bCs/>
-          <w:sz w:val="28"/>
-          <w:szCs w:val="28"/>
-        </w:rPr>
-      </w:pPr>
-      <w:r>
-        <w:rPr>
-          <w:rFonts w:asciiTheme="minorBidi" w:hAnsiTheme="minorBidi"/>
-          <w:b/>
-          <w:bCs/>
-          <w:sz w:val="28"/>
-          <w:szCs w:val="28"/>
-        </w:rPr>
-        <w:lastRenderedPageBreak/>
-        <w:t>- Fix errors and improve the system based on feedback.</w:t>
-      </w:r>
-    </w:p>
-    <w:p>
-      <w:pPr>
-        <w:rPr>
-          <w:rFonts w:asciiTheme="minorBidi" w:hAnsiTheme="minorBidi"/>
-          <w:b/>
-          <w:bCs/>
-          <w:sz w:val="28"/>
-          <w:szCs w:val="28"/>
-        </w:rPr>
-      </w:pPr>
-    </w:p>
-    <w:p>
-      <w:pPr>
-        <w:rPr>
-          <w:rFonts w:asciiTheme="minorBidi" w:hAnsiTheme="minorBidi"/>
-          <w:b/>
-          <w:bCs/>
-          <w:sz w:val="32"/>
-          <w:szCs w:val="32"/>
-          <w:u w:val="single"/>
-        </w:rPr>
-      </w:pPr>
-      <w:r>
-        <w:rPr>
-          <w:rFonts w:asciiTheme="minorBidi" w:hAnsiTheme="minorBidi"/>
-          <w:b/>
-          <w:bCs/>
-          <w:sz w:val="32"/>
-          <w:szCs w:val="32"/>
-          <w:u w:val="single"/>
-        </w:rPr>
-        <w:t xml:space="preserve">Advantages of Agile for Our </w:t>
-      </w:r>
-      <w:proofErr w:type="gramStart"/>
-      <w:r>
-        <w:rPr>
-          <w:rFonts w:asciiTheme="minorBidi" w:hAnsiTheme="minorBidi"/>
-          <w:b/>
-          <w:bCs/>
-          <w:sz w:val="32"/>
-          <w:szCs w:val="32"/>
-          <w:u w:val="single"/>
-        </w:rPr>
-        <w:t>Project :</w:t>
-      </w:r>
-      <w:proofErr w:type="gramEnd"/>
-      <w:r>
-        <w:rPr>
-          <w:rFonts w:asciiTheme="minorBidi" w:hAnsiTheme="minorBidi"/>
-          <w:b/>
-          <w:bCs/>
-          <w:sz w:val="32"/>
-          <w:szCs w:val="32"/>
-          <w:u w:val="single"/>
-        </w:rPr>
-        <w:t>-</w:t>
-      </w:r>
-    </w:p>
-    <w:p>
-      <w:pPr>
-        <w:rPr>
-          <w:rFonts w:asciiTheme="minorBidi" w:hAnsiTheme="minorBidi"/>
-          <w:b/>
-          <w:bCs/>
-          <w:sz w:val="28"/>
-          <w:szCs w:val="28"/>
-        </w:rPr>
-      </w:pPr>
-      <w:r>
-        <w:rPr>
-          <w:rFonts w:asciiTheme="minorBidi" w:hAnsiTheme="minorBidi"/>
-          <w:b/>
-          <w:bCs/>
-          <w:sz w:val="28"/>
-          <w:szCs w:val="28"/>
-        </w:rPr>
-        <w:t>Agile Development allows the team to develop the Meeting Room Booking System incrementally, identify problems early,</w:t>
-      </w:r>
-      <w:r>
-        <w:rPr>
-          <w:rFonts w:asciiTheme="minorBidi" w:hAnsiTheme="minorBidi"/>
-          <w:b/>
-          <w:bCs/>
-          <w:sz w:val="40"/>
-          <w:szCs w:val="40"/>
-          <w:u w:val="single"/>
-        </w:rPr>
-        <w:t xml:space="preserve"> </w:t>
-      </w:r>
-      <w:r>
-        <w:rPr>
-          <w:rFonts w:asciiTheme="minorBidi" w:hAnsiTheme="minorBidi"/>
-          <w:b/>
-          <w:bCs/>
-          <w:sz w:val="28"/>
-          <w:szCs w:val="28"/>
-        </w:rPr>
-        <w:t>coordinate responsibilities, and improve features throughout development.</w:t>
-      </w:r>
-    </w:p>
-    <w:p>
-      <w:pPr>
-        <w:rPr>
-          <w:rFonts w:asciiTheme="minorBidi" w:hAnsiTheme="minorBidi"/>
-          <w:b/>
-          <w:bCs/>
-          <w:sz w:val="28"/>
-          <w:szCs w:val="28"/>
-        </w:rPr>
-      </w:pPr>
-    </w:p>
-    <w:p>
-      <w:pPr>
-        <w:rPr>
-          <w:rFonts w:asciiTheme="minorBidi" w:hAnsiTheme="minorBidi"/>
-          <w:b/>
-          <w:bCs/>
-          <w:sz w:val="32"/>
-          <w:szCs w:val="32"/>
-        </w:rPr>
-      </w:pPr>
-      <w:proofErr w:type="gramStart"/>
-      <w:r>
-        <w:rPr>
-          <w:rFonts w:asciiTheme="minorBidi" w:hAnsiTheme="minorBidi"/>
-          <w:b/>
-          <w:bCs/>
-          <w:sz w:val="32"/>
-          <w:szCs w:val="32"/>
-          <w:u w:val="single"/>
-        </w:rPr>
-        <w:t>Conclusion</w:t>
-      </w:r>
-      <w:r>
-        <w:rPr>
-          <w:rFonts w:asciiTheme="minorBidi" w:hAnsiTheme="minorBidi"/>
-          <w:b/>
-          <w:bCs/>
-          <w:sz w:val="32"/>
-          <w:szCs w:val="32"/>
-        </w:rPr>
-        <w:t xml:space="preserve"> :</w:t>
-      </w:r>
-      <w:proofErr w:type="gramEnd"/>
-      <w:r>
-        <w:rPr>
-          <w:rFonts w:asciiTheme="minorBidi" w:hAnsiTheme="minorBidi"/>
-          <w:b/>
-          <w:bCs/>
-          <w:sz w:val="32"/>
-          <w:szCs w:val="32"/>
-        </w:rPr>
-        <w:t>-</w:t>
-      </w:r>
-    </w:p>
-    <w:p>
-      <w:pPr>
-        <w:rPr>
-          <w:rFonts w:asciiTheme="minorBidi" w:hAnsiTheme="minorBidi"/>
-          <w:b/>
-          <w:bCs/>
-          <w:sz w:val="28"/>
-          <w:szCs w:val="28"/>
-        </w:rPr>
-      </w:pPr>
-      <w:r>
-        <w:rPr>
-          <w:rFonts w:asciiTheme="minorBidi" w:hAnsiTheme="minorBidi"/>
-          <w:b/>
-          <w:bCs/>
-          <w:sz w:val="28"/>
-          <w:szCs w:val="28"/>
-        </w:rPr>
-        <w:t>Agile Development allows the team to develop the Meeting Room Booking System incrementally, identify problems early,</w:t>
-      </w:r>
-      <w:r>
-        <w:rPr>
-          <w:rFonts w:asciiTheme="minorBidi" w:hAnsiTheme="minorBidi"/>
-          <w:b/>
-          <w:bCs/>
-          <w:sz w:val="40"/>
-          <w:szCs w:val="40"/>
-          <w:u w:val="single"/>
-        </w:rPr>
-        <w:t xml:space="preserve"> </w:t>
-      </w:r>
-      <w:r>
-        <w:rPr>
-          <w:rFonts w:asciiTheme="minorBidi" w:hAnsiTheme="minorBidi"/>
-          <w:b/>
-          <w:bCs/>
-          <w:sz w:val="28"/>
-          <w:szCs w:val="28"/>
-        </w:rPr>
-        <w:t>coordinate responsibilities, and improve features throughout development.</w:t>
-      </w:r>
-    </w:p>
-    <w:p>
-      <w:pPr>
-        <w:rPr>
-          <w:rFonts w:asciiTheme="minorBidi" w:hAnsiTheme="minorBidi"/>
-          <w:b/>
-          <w:bCs/>
-          <w:sz w:val="32"/>
-          <w:szCs w:val="32"/>
-        </w:rPr>
-      </w:pPr>
-    </w:p>
-    <w:p>
-      <w:pPr>
-        <w:jc w:val="center"/>
-        <w:rPr>
-          <w:rFonts w:asciiTheme="minorBidi" w:hAnsiTheme="minorBidi"/>
-          <w:b/>
-          <w:bCs/>
-          <w:sz w:val="40"/>
-          <w:szCs w:val="40"/>
-          <w:u w:val="single"/>
-        </w:rPr>
-      </w:pPr>
-    </w:p>
-    <w:p>
-      <w:pPr>
-        <w:rPr>
-          <w:rFonts w:asciiTheme="minorBidi" w:hAnsiTheme="minorBidi"/>
-          <w:b/>
-          <w:bCs/>
-          <w:sz w:val="40"/>
-          <w:szCs w:val="40"/>
-          <w:highlight w:val="lightGray"/>
-          <w:u w:val="single"/>
-        </w:rPr>
-      </w:pPr>
-    </w:p>
-    <w:p>
-      <w:pPr>
-        <w:rPr>
-          <w:rFonts w:asciiTheme="minorBidi" w:hAnsiTheme="minorBidi"/>
-          <w:b/>
-          <w:bCs/>
-          <w:sz w:val="40"/>
-          <w:szCs w:val="40"/>
-          <w:highlight w:val="lightGray"/>
-          <w:u w:val="single"/>
-        </w:rPr>
-      </w:pPr>
-    </w:p>
-    <w:p>
-      <w:pPr>
-        <w:rPr>
-          <w:rFonts w:asciiTheme="minorBidi" w:hAnsiTheme="minorBidi"/>
-          <w:b/>
-          <w:bCs/>
-          <w:sz w:val="40"/>
-          <w:szCs w:val="40"/>
-          <w:highlight w:val="lightGray"/>
-          <w:u w:val="single"/>
-        </w:rPr>
-      </w:pPr>
-    </w:p>
-    <w:p>
-      <w:pPr>
-        <w:rPr>
-          <w:rFonts w:asciiTheme="minorBidi" w:hAnsiTheme="minorBidi"/>
-          <w:b/>
-          <w:bCs/>
-          <w:sz w:val="40"/>
-          <w:szCs w:val="40"/>
-          <w:highlight w:val="lightGray"/>
-          <w:u w:val="single"/>
-        </w:rPr>
-      </w:pPr>
-    </w:p>
-    <w:p>
-      <w:pPr>
-        <w:rPr>
-          <w:rFonts w:asciiTheme="minorBidi" w:hAnsiTheme="minorBidi"/>
-          <w:b/>
-          <w:bCs/>
-          <w:sz w:val="40"/>
-          <w:szCs w:val="40"/>
-          <w:highlight w:val="lightGray"/>
-          <w:u w:val="single"/>
-        </w:rPr>
-      </w:pPr>
-    </w:p>
-    <w:p>
-      <w:pPr>
-        <w:rPr>
-          <w:rFonts w:asciiTheme="minorBidi" w:hAnsiTheme="minorBidi"/>
-          <w:b/>
-          <w:bCs/>
-          <w:sz w:val="40"/>
-          <w:szCs w:val="40"/>
-          <w:highlight w:val="lightGray"/>
-          <w:u w:val="single"/>
-        </w:rPr>
-      </w:pPr>
-    </w:p>
-    <w:p>
-      <w:pPr>
-        <w:rPr>
-          <w:rFonts w:asciiTheme="minorBidi" w:hAnsiTheme="minorBidi"/>
-          <w:b/>
-          <w:bCs/>
-          <w:sz w:val="40"/>
-          <w:szCs w:val="40"/>
-          <w:highlight w:val="lightGray"/>
-          <w:u w:val="single"/>
-        </w:rPr>
-      </w:pPr>
-    </w:p>
-    <w:p>
-      <w:pPr>
-        <w:rPr>
-          <w:rFonts w:asciiTheme="minorBidi" w:hAnsiTheme="minorBidi"/>
-          <w:b/>
-          <w:bCs/>
-          <w:sz w:val="40"/>
-          <w:szCs w:val="40"/>
-          <w:highlight w:val="lightGray"/>
-          <w:u w:val="single"/>
-        </w:rPr>
-      </w:pPr>
-    </w:p>
-    <w:p>
-      <w:pPr>
-        <w:jc w:val="center"/>
-        <w:rPr>
-          <w:rFonts w:asciiTheme="minorBidi" w:hAnsiTheme="minorBidi"/>
-          <w:b/>
-          <w:bCs/>
-          <w:sz w:val="40"/>
-          <w:szCs w:val="40"/>
-          <w:u w:val="single"/>
-        </w:rPr>
-      </w:pPr>
-      <w:r>
-        <w:rPr>
-          <w:rFonts w:asciiTheme="minorBidi" w:hAnsiTheme="minorBidi"/>
-          <w:b/>
-          <w:bCs/>
-          <w:sz w:val="40"/>
-          <w:szCs w:val="40"/>
-          <w:highlight w:val="lightGray"/>
-          <w:u w:val="single"/>
-        </w:rPr>
-        <w:lastRenderedPageBreak/>
-        <w:t>Time Estimation</w:t>
-      </w:r>
-    </w:p>
-    <w:p>
-      <w:pPr>
-        <w:jc w:val="center"/>
-        <w:rPr>
-          <w:rFonts w:asciiTheme="minorBidi" w:hAnsiTheme="minorBidi"/>
-          <w:b/>
-          <w:bCs/>
-          <w:sz w:val="40"/>
-          <w:szCs w:val="40"/>
-          <w:u w:val="single"/>
-        </w:rPr>
-      </w:pPr>
-    </w:p>
-    <w:p>
-      <w:pPr>
-        <w:jc w:val="center"/>
-        <w:rPr>
-          <w:rFonts w:asciiTheme="minorBidi" w:hAnsiTheme="minorBidi"/>
-          <w:b/>
-          <w:bCs/>
-          <w:sz w:val="40"/>
-          <w:szCs w:val="40"/>
-          <w:u w:val="single"/>
-        </w:rPr>
-      </w:pPr>
-    </w:p>
-    <w:p>
-      <w:pPr>
-        <w:jc w:val="center"/>
-        <w:rPr>
-          <w:rFonts w:asciiTheme="minorBidi" w:hAnsiTheme="minorBidi"/>
-          <w:b/>
-          <w:bCs/>
-          <w:sz w:val="40"/>
-          <w:szCs w:val="40"/>
-          <w:u w:val="single"/>
-        </w:rPr>
-      </w:pPr>
-    </w:p>
-    <w:tbl>
-      <w:tblPr>
-        <w:tblStyle w:val="PlainTable3"/>
-        <w:tblpPr w:leftFromText="180" w:rightFromText="180" w:horzAnchor="margin" w:tblpY="2808"/>
-        <w:tblW w:w="9264" w:type="dxa"/>
-        <w:tblLook w:val="04A0" w:firstRow="1" w:lastRow="0" w:firstColumn="1" w:lastColumn="0" w:noHBand="0" w:noVBand="1"/>
-      </w:tblPr>
-      <w:tblGrid>
-        <w:gridCol w:w="2648"/>
-        <w:gridCol w:w="3308"/>
-        <w:gridCol w:w="3308"/>
-      </w:tblGrid>
-      <w:tr>
-        <w:trPr>
-          <w:cnfStyle w:val="100000000000" w:firstRow="1" w:lastRow="0" w:firstColumn="0" w:lastColumn="0" w:oddVBand="0" w:evenVBand="0" w:oddHBand="0" w:evenHBand="0" w:firstRowFirstColumn="0" w:firstRowLastColumn="0" w:lastRowFirstColumn="0" w:lastRowLastColumn="0"/>
-          <w:trHeight w:val="1094"/>
-        </w:trPr>
-        <w:tc>
-          <w:tcPr>
-            <w:cnfStyle w:val="001000000100" w:firstRow="0" w:lastRow="0" w:firstColumn="1" w:lastColumn="0" w:oddVBand="0" w:evenVBand="0" w:oddHBand="0" w:evenHBand="0" w:firstRowFirstColumn="1" w:firstRowLastColumn="0" w:lastRowFirstColumn="0" w:lastRowLastColumn="0"/>
-            <w:tcW w:w="2648" w:type="dxa"/>
-          </w:tcPr>
-          <w:p>
-            <w:pPr>
-              <w:jc w:val="center"/>
-              <w:rPr>
-                <w:rFonts w:asciiTheme="minorBidi" w:hAnsiTheme="minorBidi"/>
-                <w:b w:val="0"/>
-                <w:bCs w:val="0"/>
-                <w:sz w:val="40"/>
-                <w:szCs w:val="40"/>
-                <w:u w:val="single"/>
-              </w:rPr>
-            </w:pPr>
-          </w:p>
-        </w:tc>
-        <w:tc>
-          <w:tcPr>
-            <w:tcW w:w="3308" w:type="dxa"/>
-          </w:tcPr>
-          <w:p>
-            <w:pPr>
-              <w:jc w:val="center"/>
-              <w:cnfStyle w:val="100000000000" w:firstRow="1" w:lastRow="0" w:firstColumn="0" w:lastColumn="0" w:oddVBand="0" w:evenVBand="0" w:oddHBand="0" w:evenHBand="0" w:firstRowFirstColumn="0" w:firstRowLastColumn="0" w:lastRowFirstColumn="0" w:lastRowLastColumn="0"/>
-              <w:rPr>
-                <w:rFonts w:asciiTheme="majorBidi" w:hAnsiTheme="majorBidi" w:cstheme="majorBidi"/>
-                <w:sz w:val="40"/>
-                <w:szCs w:val="40"/>
-                <w:u w:val="single"/>
-              </w:rPr>
-            </w:pPr>
-            <w:r>
-              <w:rPr>
-                <w:rFonts w:asciiTheme="majorBidi" w:hAnsiTheme="majorBidi" w:cstheme="majorBidi"/>
-                <w:sz w:val="28"/>
-                <w:szCs w:val="28"/>
-                <w:lang w:bidi="ar-EG"/>
-              </w:rPr>
-              <w:t xml:space="preserve">Standard percentages </w:t>
-            </w:r>
-          </w:p>
-        </w:tc>
-        <w:tc>
-          <w:tcPr>
-            <w:tcW w:w="3308" w:type="dxa"/>
-          </w:tcPr>
-          <w:p>
-            <w:pPr>
-              <w:jc w:val="center"/>
-              <w:cnfStyle w:val="100000000000" w:firstRow="1" w:lastRow="0" w:firstColumn="0" w:lastColumn="0" w:oddVBand="0" w:evenVBand="0" w:oddHBand="0" w:evenHBand="0" w:firstRowFirstColumn="0" w:firstRowLastColumn="0" w:lastRowFirstColumn="0" w:lastRowLastColumn="0"/>
-              <w:rPr>
-                <w:rFonts w:asciiTheme="minorBidi" w:hAnsiTheme="minorBidi"/>
-                <w:b w:val="0"/>
-                <w:bCs w:val="0"/>
-                <w:sz w:val="40"/>
-                <w:szCs w:val="40"/>
-                <w:u w:val="single"/>
-              </w:rPr>
-            </w:pPr>
-            <w:r>
-              <w:rPr>
-                <w:sz w:val="28"/>
-                <w:szCs w:val="28"/>
-                <w:lang w:bidi="ar-EG"/>
-              </w:rPr>
-              <w:t>Estimated</w:t>
-            </w:r>
-            <w:r>
-              <w:rPr>
-                <w:sz w:val="28"/>
-                <w:szCs w:val="28"/>
-                <w:lang w:bidi="ar-EG"/>
-              </w:rPr>
-              <w:t xml:space="preserve"> time based on planning time </w:t>
-            </w:r>
-          </w:p>
-        </w:tc>
-      </w:tr>
-      <w:tr>
-        <w:trPr>
-          <w:cnfStyle w:val="000000100000" w:firstRow="0" w:lastRow="0" w:firstColumn="0" w:lastColumn="0" w:oddVBand="0" w:evenVBand="0" w:oddHBand="1" w:evenHBand="0" w:firstRowFirstColumn="0" w:firstRowLastColumn="0" w:lastRowFirstColumn="0" w:lastRowLastColumn="0"/>
-          <w:trHeight w:val="1094"/>
-        </w:trPr>
-        <w:tc>
-          <w:tcPr>
-            <w:cnfStyle w:val="001000000000" w:firstRow="0" w:lastRow="0" w:firstColumn="1" w:lastColumn="0" w:oddVBand="0" w:evenVBand="0" w:oddHBand="0" w:evenHBand="0" w:firstRowFirstColumn="0" w:firstRowLastColumn="0" w:lastRowFirstColumn="0" w:lastRowLastColumn="0"/>
-            <w:tcW w:w="2648" w:type="dxa"/>
-          </w:tcPr>
-          <w:p>
-            <w:pPr>
-              <w:jc w:val="center"/>
-              <w:rPr>
-                <w:rFonts w:asciiTheme="minorBidi" w:hAnsiTheme="minorBidi"/>
-                <w:b w:val="0"/>
-                <w:bCs w:val="0"/>
-                <w:sz w:val="40"/>
-                <w:szCs w:val="40"/>
-                <w:u w:val="single"/>
-              </w:rPr>
-            </w:pPr>
-            <w:r>
-              <w:rPr>
-                <w:b w:val="0"/>
-                <w:bCs w:val="0"/>
-                <w:sz w:val="28"/>
-                <w:szCs w:val="28"/>
-                <w:lang w:bidi="ar-EG"/>
-              </w:rPr>
-              <w:t>Planning</w:t>
-            </w:r>
-          </w:p>
-        </w:tc>
-        <w:tc>
-          <w:tcPr>
-            <w:tcW w:w="3308" w:type="dxa"/>
-          </w:tcPr>
-          <w:p>
-            <w:pPr>
-              <w:jc w:val="center"/>
-              <w:cnfStyle w:val="000000100000" w:firstRow="0" w:lastRow="0" w:firstColumn="0" w:lastColumn="0" w:oddVBand="0" w:evenVBand="0" w:oddHBand="1" w:evenHBand="0" w:firstRowFirstColumn="0" w:firstRowLastColumn="0" w:lastRowFirstColumn="0" w:lastRowLastColumn="0"/>
-              <w:rPr>
-                <w:rFonts w:ascii="Amasis MT Pro" w:hAnsi="Amasis MT Pro" w:cs="Aharoni"/>
-                <w:b/>
-                <w:bCs/>
-                <w:sz w:val="40"/>
-                <w:szCs w:val="40"/>
-                <w:u w:val="single"/>
-              </w:rPr>
-            </w:pPr>
-            <w:r>
-              <w:rPr>
-                <w:rFonts w:ascii="Amasis MT Pro" w:hAnsi="Amasis MT Pro" w:cs="Aharoni"/>
-                <w:b/>
-                <w:bCs/>
-                <w:sz w:val="40"/>
-                <w:szCs w:val="40"/>
-                <w:u w:val="single"/>
-              </w:rPr>
-              <w:t>19.05 %</w:t>
-            </w:r>
-          </w:p>
-        </w:tc>
-        <w:tc>
-          <w:tcPr>
-            <w:tcW w:w="3308" w:type="dxa"/>
-          </w:tcPr>
-          <w:p>
-            <w:pPr>
-              <w:jc w:val="center"/>
-              <w:cnfStyle w:val="000000100000" w:firstRow="0" w:lastRow="0" w:firstColumn="0" w:lastColumn="0" w:oddVBand="0" w:evenVBand="0" w:oddHBand="1" w:evenHBand="0" w:firstRowFirstColumn="0" w:firstRowLastColumn="0" w:lastRowFirstColumn="0" w:lastRowLastColumn="0"/>
-              <w:rPr>
-                <w:rFonts w:ascii="Aharoni" w:hAnsi="Aharoni" w:cs="Aharoni"/>
-                <w:b/>
-                <w:bCs/>
-                <w:sz w:val="40"/>
-                <w:szCs w:val="40"/>
-                <w:u w:val="single"/>
-              </w:rPr>
-            </w:pPr>
-            <w:r>
-              <w:rPr>
-                <w:rFonts w:asciiTheme="majorBidi" w:hAnsiTheme="majorBidi" w:cstheme="majorBidi"/>
-                <w:b/>
-                <w:bCs/>
-                <w:sz w:val="40"/>
-                <w:szCs w:val="40"/>
-                <w:u w:val="single"/>
-              </w:rPr>
-              <w:t>8</w:t>
-            </w:r>
-            <w:r>
-              <w:rPr>
-                <w:rFonts w:ascii="Aharoni" w:hAnsi="Aharoni" w:cs="Aharoni"/>
-                <w:b/>
-                <w:bCs/>
-                <w:sz w:val="40"/>
-                <w:szCs w:val="40"/>
-                <w:u w:val="single"/>
-              </w:rPr>
-              <w:t xml:space="preserve"> days</w:t>
-            </w:r>
-          </w:p>
-        </w:tc>
-      </w:tr>
-      <w:tr>
-        <w:trPr>
-          <w:trHeight w:val="1094"/>
-        </w:trPr>
-        <w:tc>
-          <w:tcPr>
-            <w:cnfStyle w:val="001000000000" w:firstRow="0" w:lastRow="0" w:firstColumn="1" w:lastColumn="0" w:oddVBand="0" w:evenVBand="0" w:oddHBand="0" w:evenHBand="0" w:firstRowFirstColumn="0" w:firstRowLastColumn="0" w:lastRowFirstColumn="0" w:lastRowLastColumn="0"/>
-            <w:tcW w:w="2648" w:type="dxa"/>
-          </w:tcPr>
-          <w:p>
-            <w:pPr>
-              <w:jc w:val="center"/>
-              <w:rPr>
-                <w:rFonts w:asciiTheme="minorBidi" w:hAnsiTheme="minorBidi"/>
-                <w:b w:val="0"/>
-                <w:bCs w:val="0"/>
-                <w:sz w:val="40"/>
-                <w:szCs w:val="40"/>
-                <w:u w:val="single"/>
-              </w:rPr>
-            </w:pPr>
-            <w:r>
-              <w:rPr>
-                <w:b w:val="0"/>
-                <w:bCs w:val="0"/>
-                <w:sz w:val="28"/>
-                <w:szCs w:val="28"/>
-                <w:lang w:bidi="ar-EG"/>
-              </w:rPr>
-              <w:t>Analysis</w:t>
-            </w:r>
-          </w:p>
-        </w:tc>
-        <w:tc>
-          <w:tcPr>
-            <w:tcW w:w="3308" w:type="dxa"/>
-          </w:tcPr>
-          <w:p>
-            <w:pPr>
-              <w:jc w:val="center"/>
-              <w:cnfStyle w:val="000000000000" w:firstRow="0" w:lastRow="0" w:firstColumn="0" w:lastColumn="0" w:oddVBand="0" w:evenVBand="0" w:oddHBand="0" w:evenHBand="0" w:firstRowFirstColumn="0" w:firstRowLastColumn="0" w:lastRowFirstColumn="0" w:lastRowLastColumn="0"/>
-              <w:rPr>
-                <w:rFonts w:asciiTheme="minorBidi" w:hAnsiTheme="minorBidi"/>
-                <w:b/>
-                <w:bCs/>
-                <w:sz w:val="40"/>
-                <w:szCs w:val="40"/>
-                <w:u w:val="single"/>
-              </w:rPr>
-            </w:pPr>
-            <w:r>
-              <w:rPr>
-                <w:rFonts w:ascii="Amasis MT Pro" w:hAnsi="Amasis MT Pro" w:cs="Aharoni"/>
-                <w:b/>
-                <w:bCs/>
-                <w:sz w:val="40"/>
-                <w:szCs w:val="40"/>
-                <w:u w:val="single"/>
-              </w:rPr>
-              <w:t>21.43 %</w:t>
-            </w:r>
-          </w:p>
-        </w:tc>
-        <w:tc>
-          <w:tcPr>
-            <w:tcW w:w="3308" w:type="dxa"/>
-          </w:tcPr>
-          <w:p>
-            <w:pPr>
-              <w:jc w:val="center"/>
-              <w:cnfStyle w:val="000000000000" w:firstRow="0" w:lastRow="0" w:firstColumn="0" w:lastColumn="0" w:oddVBand="0" w:evenVBand="0" w:oddHBand="0" w:evenHBand="0" w:firstRowFirstColumn="0" w:firstRowLastColumn="0" w:lastRowFirstColumn="0" w:lastRowLastColumn="0"/>
-              <w:rPr>
-                <w:rFonts w:asciiTheme="minorBidi" w:hAnsiTheme="minorBidi"/>
-                <w:b/>
-                <w:bCs/>
-                <w:sz w:val="40"/>
-                <w:szCs w:val="40"/>
-                <w:u w:val="single"/>
-              </w:rPr>
-            </w:pPr>
-            <w:r>
-              <w:rPr>
-                <w:rFonts w:asciiTheme="majorBidi" w:hAnsiTheme="majorBidi" w:cstheme="majorBidi"/>
-                <w:b/>
-                <w:bCs/>
-                <w:sz w:val="40"/>
-                <w:szCs w:val="40"/>
-                <w:u w:val="single"/>
-              </w:rPr>
-              <w:t>9</w:t>
-            </w:r>
-            <w:r>
-              <w:rPr>
-                <w:rFonts w:ascii="Aharoni" w:hAnsi="Aharoni" w:cs="Aharoni"/>
-                <w:b/>
-                <w:bCs/>
-                <w:sz w:val="40"/>
-                <w:szCs w:val="40"/>
-                <w:u w:val="single"/>
-              </w:rPr>
-              <w:t xml:space="preserve"> days</w:t>
-            </w:r>
-          </w:p>
-        </w:tc>
-      </w:tr>
-      <w:tr>
-        <w:trPr>
-          <w:cnfStyle w:val="000000100000" w:firstRow="0" w:lastRow="0" w:firstColumn="0" w:lastColumn="0" w:oddVBand="0" w:evenVBand="0" w:oddHBand="1" w:evenHBand="0" w:firstRowFirstColumn="0" w:firstRowLastColumn="0" w:lastRowFirstColumn="0" w:lastRowLastColumn="0"/>
-          <w:trHeight w:val="1122"/>
-        </w:trPr>
-        <w:tc>
-          <w:tcPr>
-            <w:cnfStyle w:val="001000000000" w:firstRow="0" w:lastRow="0" w:firstColumn="1" w:lastColumn="0" w:oddVBand="0" w:evenVBand="0" w:oddHBand="0" w:evenHBand="0" w:firstRowFirstColumn="0" w:firstRowLastColumn="0" w:lastRowFirstColumn="0" w:lastRowLastColumn="0"/>
-            <w:tcW w:w="2648" w:type="dxa"/>
-          </w:tcPr>
-          <w:p>
-            <w:pPr>
-              <w:jc w:val="center"/>
-              <w:rPr>
-                <w:rFonts w:asciiTheme="minorBidi" w:hAnsiTheme="minorBidi"/>
-                <w:b w:val="0"/>
-                <w:bCs w:val="0"/>
-                <w:sz w:val="40"/>
-                <w:szCs w:val="40"/>
-                <w:u w:val="single"/>
-              </w:rPr>
-            </w:pPr>
-            <w:r>
-              <w:rPr>
-                <w:b w:val="0"/>
-                <w:bCs w:val="0"/>
-                <w:sz w:val="28"/>
-                <w:szCs w:val="28"/>
-                <w:lang w:bidi="ar-EG"/>
-              </w:rPr>
-              <w:t xml:space="preserve">Design </w:t>
-            </w:r>
-          </w:p>
-        </w:tc>
-        <w:tc>
-          <w:tcPr>
-            <w:tcW w:w="3308" w:type="dxa"/>
-          </w:tcPr>
-          <w:p>
-            <w:pPr>
-              <w:jc w:val="center"/>
-              <w:cnfStyle w:val="000000100000" w:firstRow="0" w:lastRow="0" w:firstColumn="0" w:lastColumn="0" w:oddVBand="0" w:evenVBand="0" w:oddHBand="1" w:evenHBand="0" w:firstRowFirstColumn="0" w:firstRowLastColumn="0" w:lastRowFirstColumn="0" w:lastRowLastColumn="0"/>
-              <w:rPr>
-                <w:rFonts w:asciiTheme="minorBidi" w:hAnsiTheme="minorBidi"/>
-                <w:b/>
-                <w:bCs/>
-                <w:sz w:val="40"/>
-                <w:szCs w:val="40"/>
-                <w:u w:val="single"/>
-              </w:rPr>
-            </w:pPr>
-            <w:r>
-              <w:rPr>
-                <w:rFonts w:ascii="Amasis MT Pro" w:hAnsi="Amasis MT Pro" w:cs="Aharoni"/>
-                <w:b/>
-                <w:bCs/>
-                <w:sz w:val="40"/>
-                <w:szCs w:val="40"/>
-                <w:u w:val="single"/>
-              </w:rPr>
-              <w:t>21.43 %</w:t>
-            </w:r>
-          </w:p>
-        </w:tc>
-        <w:tc>
-          <w:tcPr>
-            <w:tcW w:w="3308" w:type="dxa"/>
-          </w:tcPr>
-          <w:p>
-            <w:pPr>
-              <w:jc w:val="center"/>
-              <w:cnfStyle w:val="000000100000" w:firstRow="0" w:lastRow="0" w:firstColumn="0" w:lastColumn="0" w:oddVBand="0" w:evenVBand="0" w:oddHBand="1" w:evenHBand="0" w:firstRowFirstColumn="0" w:firstRowLastColumn="0" w:lastRowFirstColumn="0" w:lastRowLastColumn="0"/>
-              <w:rPr>
-                <w:rFonts w:asciiTheme="minorBidi" w:hAnsiTheme="minorBidi"/>
-                <w:b/>
-                <w:bCs/>
-                <w:sz w:val="40"/>
-                <w:szCs w:val="40"/>
-                <w:u w:val="single"/>
-              </w:rPr>
-            </w:pPr>
-            <w:r>
-              <w:rPr>
-                <w:rFonts w:asciiTheme="majorBidi" w:hAnsiTheme="majorBidi" w:cstheme="majorBidi"/>
-                <w:b/>
-                <w:bCs/>
-                <w:sz w:val="40"/>
-                <w:szCs w:val="40"/>
-                <w:u w:val="single"/>
-              </w:rPr>
-              <w:t>9</w:t>
-            </w:r>
-            <w:r>
-              <w:rPr>
-                <w:rFonts w:ascii="Aharoni" w:hAnsi="Aharoni" w:cs="Aharoni"/>
-                <w:b/>
-                <w:bCs/>
-                <w:sz w:val="40"/>
-                <w:szCs w:val="40"/>
-                <w:u w:val="single"/>
-              </w:rPr>
-              <w:t xml:space="preserve"> days</w:t>
-            </w:r>
-          </w:p>
-        </w:tc>
-      </w:tr>
-      <w:tr>
-        <w:trPr>
-          <w:trHeight w:val="1094"/>
-        </w:trPr>
-        <w:tc>
-          <w:tcPr>
-            <w:cnfStyle w:val="001000000000" w:firstRow="0" w:lastRow="0" w:firstColumn="1" w:lastColumn="0" w:oddVBand="0" w:evenVBand="0" w:oddHBand="0" w:evenHBand="0" w:firstRowFirstColumn="0" w:firstRowLastColumn="0" w:lastRowFirstColumn="0" w:lastRowLastColumn="0"/>
-            <w:tcW w:w="2648" w:type="dxa"/>
-          </w:tcPr>
-          <w:p>
-            <w:pPr>
-              <w:jc w:val="center"/>
-              <w:rPr>
-                <w:caps w:val="0"/>
-                <w:sz w:val="28"/>
-                <w:szCs w:val="28"/>
-                <w:lang w:bidi="ar-EG"/>
-              </w:rPr>
-            </w:pPr>
-            <w:r>
-              <w:rPr>
-                <w:b w:val="0"/>
-                <w:bCs w:val="0"/>
-                <w:sz w:val="28"/>
-                <w:szCs w:val="28"/>
-                <w:lang w:bidi="ar-EG"/>
-              </w:rPr>
-              <w:t>Implementation</w:t>
-            </w:r>
-          </w:p>
-          <w:p>
-            <w:pPr>
-              <w:jc w:val="center"/>
-              <w:rPr>
-                <w:caps w:val="0"/>
-                <w:sz w:val="28"/>
-                <w:szCs w:val="28"/>
-                <w:lang w:bidi="ar-EG"/>
-              </w:rPr>
-            </w:pPr>
-            <w:r>
-              <w:rPr>
-                <w:b w:val="0"/>
-                <w:bCs w:val="0"/>
-                <w:sz w:val="28"/>
-                <w:szCs w:val="28"/>
-                <w:lang w:bidi="ar-EG"/>
-              </w:rPr>
-              <w:t>&amp; Testing</w:t>
-            </w:r>
-          </w:p>
-          <w:p>
-            <w:pPr>
-              <w:jc w:val="center"/>
-              <w:rPr>
-                <w:rFonts w:asciiTheme="minorBidi" w:hAnsiTheme="minorBidi"/>
-                <w:b w:val="0"/>
-                <w:bCs w:val="0"/>
-                <w:sz w:val="40"/>
-                <w:szCs w:val="40"/>
-                <w:u w:val="single"/>
-              </w:rPr>
-            </w:pPr>
-          </w:p>
-        </w:tc>
-        <w:tc>
-          <w:tcPr>
-            <w:tcW w:w="3308" w:type="dxa"/>
-          </w:tcPr>
-          <w:p>
-            <w:pPr>
-              <w:jc w:val="center"/>
-              <w:cnfStyle w:val="000000000000" w:firstRow="0" w:lastRow="0" w:firstColumn="0" w:lastColumn="0" w:oddVBand="0" w:evenVBand="0" w:oddHBand="0" w:evenHBand="0" w:firstRowFirstColumn="0" w:firstRowLastColumn="0" w:lastRowFirstColumn="0" w:lastRowLastColumn="0"/>
-              <w:rPr>
-                <w:rFonts w:asciiTheme="minorBidi" w:hAnsiTheme="minorBidi"/>
-                <w:b/>
-                <w:bCs/>
-                <w:sz w:val="40"/>
-                <w:szCs w:val="40"/>
-                <w:u w:val="single"/>
-              </w:rPr>
-            </w:pPr>
-            <w:r>
-              <w:rPr>
-                <w:rFonts w:ascii="Amasis MT Pro" w:hAnsi="Amasis MT Pro" w:cs="Aharoni"/>
-                <w:b/>
-                <w:bCs/>
-                <w:sz w:val="40"/>
-                <w:szCs w:val="40"/>
-                <w:u w:val="single"/>
-              </w:rPr>
-              <w:t>57.14 %</w:t>
-            </w:r>
-          </w:p>
-        </w:tc>
-        <w:tc>
-          <w:tcPr>
-            <w:tcW w:w="3308" w:type="dxa"/>
-          </w:tcPr>
-          <w:p>
-            <w:pPr>
-              <w:jc w:val="center"/>
-              <w:cnfStyle w:val="000000000000" w:firstRow="0" w:lastRow="0" w:firstColumn="0" w:lastColumn="0" w:oddVBand="0" w:evenVBand="0" w:oddHBand="0" w:evenHBand="0" w:firstRowFirstColumn="0" w:firstRowLastColumn="0" w:lastRowFirstColumn="0" w:lastRowLastColumn="0"/>
-              <w:rPr>
-                <w:rFonts w:asciiTheme="minorBidi" w:hAnsiTheme="minorBidi"/>
-                <w:b/>
-                <w:bCs/>
-                <w:sz w:val="40"/>
-                <w:szCs w:val="40"/>
-                <w:u w:val="single"/>
-              </w:rPr>
-            </w:pPr>
-            <w:r>
-              <w:rPr>
-                <w:rFonts w:asciiTheme="majorBidi" w:hAnsiTheme="majorBidi" w:cstheme="majorBidi"/>
-                <w:b/>
-                <w:bCs/>
-                <w:sz w:val="40"/>
-                <w:szCs w:val="40"/>
-                <w:u w:val="single"/>
-              </w:rPr>
-              <w:t>24</w:t>
-            </w:r>
-            <w:r>
-              <w:rPr>
-                <w:rFonts w:ascii="Aharoni" w:hAnsi="Aharoni" w:cs="Aharoni"/>
-                <w:b/>
-                <w:bCs/>
-                <w:sz w:val="40"/>
-                <w:szCs w:val="40"/>
-                <w:u w:val="single"/>
-              </w:rPr>
-              <w:t xml:space="preserve"> days</w:t>
-            </w:r>
-          </w:p>
-        </w:tc>
-      </w:tr>
-      <w:tr>
-        <w:trPr>
-          <w:cnfStyle w:val="000000100000" w:firstRow="0" w:lastRow="0" w:firstColumn="0" w:lastColumn="0" w:oddVBand="0" w:evenVBand="0" w:oddHBand="1" w:evenHBand="0" w:firstRowFirstColumn="0" w:firstRowLastColumn="0" w:lastRowFirstColumn="0" w:lastRowLastColumn="0"/>
-          <w:trHeight w:val="1094"/>
-        </w:trPr>
-        <w:tc>
-          <w:tcPr>
-            <w:cnfStyle w:val="001000000000" w:firstRow="0" w:lastRow="0" w:firstColumn="1" w:lastColumn="0" w:oddVBand="0" w:evenVBand="0" w:oddHBand="0" w:evenHBand="0" w:firstRowFirstColumn="0" w:firstRowLastColumn="0" w:lastRowFirstColumn="0" w:lastRowLastColumn="0"/>
-            <w:tcW w:w="2648" w:type="dxa"/>
-          </w:tcPr>
-          <w:p>
-            <w:pPr>
-              <w:jc w:val="center"/>
-              <w:rPr>
-                <w:rFonts w:asciiTheme="minorBidi" w:hAnsiTheme="minorBidi"/>
-                <w:b w:val="0"/>
-                <w:bCs w:val="0"/>
-                <w:sz w:val="40"/>
-                <w:szCs w:val="40"/>
-                <w:u w:val="single"/>
-              </w:rPr>
-            </w:pPr>
-            <w:r>
-              <w:rPr>
-                <w:b w:val="0"/>
-                <w:bCs w:val="0"/>
-                <w:sz w:val="28"/>
-                <w:szCs w:val="28"/>
-                <w:lang w:bidi="ar-EG"/>
-              </w:rPr>
-              <w:t>Total</w:t>
-            </w:r>
-            <w:r>
-              <w:rPr>
-                <w:b w:val="0"/>
-                <w:bCs w:val="0"/>
-                <w:sz w:val="28"/>
-                <w:szCs w:val="28"/>
-                <w:lang w:bidi="ar-EG"/>
-              </w:rPr>
-              <w:t xml:space="preserve"> </w:t>
-            </w:r>
-          </w:p>
-        </w:tc>
-        <w:tc>
-          <w:tcPr>
-            <w:tcW w:w="3308" w:type="dxa"/>
-          </w:tcPr>
-          <w:p>
-            <w:pPr>
-              <w:jc w:val="center"/>
-              <w:cnfStyle w:val="000000100000" w:firstRow="0" w:lastRow="0" w:firstColumn="0" w:lastColumn="0" w:oddVBand="0" w:evenVBand="0" w:oddHBand="1" w:evenHBand="0" w:firstRowFirstColumn="0" w:firstRowLastColumn="0" w:lastRowFirstColumn="0" w:lastRowLastColumn="0"/>
-              <w:rPr>
-                <w:rFonts w:asciiTheme="minorBidi" w:hAnsiTheme="minorBidi"/>
-                <w:b/>
-                <w:bCs/>
-                <w:sz w:val="40"/>
-                <w:szCs w:val="40"/>
-                <w:u w:val="single"/>
-              </w:rPr>
-            </w:pPr>
-            <w:r>
-              <w:rPr>
-                <w:rFonts w:ascii="Amasis MT Pro" w:hAnsi="Amasis MT Pro" w:cs="Aharoni"/>
-                <w:b/>
-                <w:bCs/>
-                <w:sz w:val="40"/>
-                <w:szCs w:val="40"/>
-                <w:u w:val="single"/>
-              </w:rPr>
-              <w:t>100 %</w:t>
-            </w:r>
-          </w:p>
-        </w:tc>
-        <w:tc>
-          <w:tcPr>
-            <w:tcW w:w="3308" w:type="dxa"/>
-          </w:tcPr>
-          <w:p>
-            <w:pPr>
-              <w:jc w:val="center"/>
-              <w:cnfStyle w:val="000000100000" w:firstRow="0" w:lastRow="0" w:firstColumn="0" w:lastColumn="0" w:oddVBand="0" w:evenVBand="0" w:oddHBand="1" w:evenHBand="0" w:firstRowFirstColumn="0" w:firstRowLastColumn="0" w:lastRowFirstColumn="0" w:lastRowLastColumn="0"/>
-              <w:rPr>
-                <w:rFonts w:asciiTheme="minorBidi" w:hAnsiTheme="minorBidi"/>
-                <w:b/>
-                <w:bCs/>
-                <w:sz w:val="40"/>
-                <w:szCs w:val="40"/>
-                <w:u w:val="single"/>
-              </w:rPr>
-            </w:pPr>
-            <w:r>
-              <w:rPr>
-                <w:rFonts w:asciiTheme="majorBidi" w:hAnsiTheme="majorBidi" w:cstheme="majorBidi"/>
-                <w:b/>
-                <w:bCs/>
-                <w:sz w:val="40"/>
-                <w:szCs w:val="40"/>
-                <w:u w:val="single"/>
-              </w:rPr>
-              <w:t>50</w:t>
-            </w:r>
-            <w:r>
-              <w:rPr>
-                <w:rFonts w:ascii="Aharoni" w:hAnsi="Aharoni" w:cs="Aharoni"/>
-                <w:b/>
-                <w:bCs/>
-                <w:sz w:val="40"/>
-                <w:szCs w:val="40"/>
-                <w:u w:val="single"/>
-              </w:rPr>
-              <w:t xml:space="preserve"> days</w:t>
-            </w:r>
-          </w:p>
-        </w:tc>
-      </w:tr>
-    </w:tbl>
-    <w:p>
-      <w:pPr>
-        <w:rPr>
-          <w:rFonts w:asciiTheme="minorBidi" w:hAnsiTheme="minorBidi"/>
-          <w:b/>
-          <w:bCs/>
-          <w:sz w:val="40"/>
-          <w:szCs w:val="40"/>
-          <w:u w:val="single"/>
-        </w:rPr>
-      </w:pPr>
-    </w:p>
-    <w:p>
-      <w:pPr>
-        <w:rPr>
-          <w:rFonts w:asciiTheme="minorBidi" w:hAnsiTheme="minorBidi"/>
-          <w:b/>
-          <w:bCs/>
-          <w:sz w:val="40"/>
-          <w:szCs w:val="40"/>
-          <w:u w:val="single"/>
-        </w:rPr>
-      </w:pPr>
-    </w:p>
-    <w:p>
-      <w:pPr>
-        <w:rPr>
-          <w:rFonts w:asciiTheme="minorBidi" w:hAnsiTheme="minorBidi"/>
-          <w:b/>
-          <w:bCs/>
-          <w:sz w:val="40"/>
-          <w:szCs w:val="40"/>
-          <w:u w:val="single"/>
-        </w:rPr>
-      </w:pPr>
-    </w:p>
-    <w:p>
-      <w:pPr>
-        <w:rPr>
-          <w:rFonts w:asciiTheme="minorBidi" w:hAnsiTheme="minorBidi"/>
-          <w:b/>
-          <w:bCs/>
-          <w:sz w:val="40"/>
-          <w:szCs w:val="40"/>
-          <w:u w:val="single"/>
-        </w:rPr>
-      </w:pPr>
-    </w:p>
-    <w:p>
-      <w:pPr>
-        <w:jc w:val="center"/>
-        <w:rPr>
-          <w:rFonts w:asciiTheme="minorBidi" w:hAnsiTheme="minorBidi"/>
-          <w:b/>
-          <w:bCs/>
-          <w:sz w:val="36"/>
-          <w:szCs w:val="36"/>
-        </w:rPr>
-      </w:pPr>
-      <w:r>
-        <w:rPr>
-          <w:rFonts w:asciiTheme="minorBidi" w:hAnsiTheme="minorBidi"/>
-          <w:b/>
-          <w:bCs/>
-          <w:sz w:val="36"/>
-          <w:szCs w:val="36"/>
-          <w:highlight w:val="darkGray"/>
-        </w:rPr>
-        <w:lastRenderedPageBreak/>
-        <w:t>Case Study: Business System Implementation</w:t>
-      </w:r>
-    </w:p>
-    <w:p>
-      <w:pPr>
-        <w:rPr>
-          <w:rFonts w:asciiTheme="minorBidi" w:hAnsiTheme="minorBidi"/>
-          <w:b/>
-          <w:bCs/>
-          <w:sz w:val="28"/>
-          <w:szCs w:val="28"/>
-        </w:rPr>
-      </w:pPr>
-    </w:p>
-    <w:p>
-      <w:pPr>
-        <w:rPr>
-          <w:rFonts w:asciiTheme="minorBidi" w:hAnsiTheme="minorBidi"/>
-          <w:b/>
-          <w:bCs/>
-          <w:sz w:val="32"/>
-          <w:szCs w:val="32"/>
-          <w:u w:val="single"/>
-        </w:rPr>
-      </w:pPr>
-      <w:proofErr w:type="gramStart"/>
-      <w:r>
-        <w:rPr>
-          <w:rFonts w:asciiTheme="minorBidi" w:hAnsiTheme="minorBidi"/>
-          <w:b/>
-          <w:bCs/>
-          <w:sz w:val="32"/>
-          <w:szCs w:val="32"/>
-          <w:u w:val="single"/>
-        </w:rPr>
-        <w:t>Background:</w:t>
-      </w:r>
-      <w:r>
-        <w:rPr>
-          <w:rFonts w:asciiTheme="minorBidi" w:hAnsiTheme="minorBidi"/>
-          <w:b/>
-          <w:bCs/>
-          <w:sz w:val="32"/>
-          <w:szCs w:val="32"/>
-          <w:u w:val="single"/>
-        </w:rPr>
-        <w:t>-</w:t>
-      </w:r>
-      <w:proofErr w:type="gramEnd"/>
-    </w:p>
-    <w:p>
-      <w:pPr>
-        <w:rPr>
-          <w:rFonts w:asciiTheme="minorBidi" w:hAnsiTheme="minorBidi"/>
-          <w:b/>
-          <w:bCs/>
-          <w:sz w:val="28"/>
-          <w:szCs w:val="28"/>
-        </w:rPr>
-      </w:pPr>
-      <w:r>
-        <w:rPr>
-          <w:rFonts w:asciiTheme="minorBidi" w:hAnsiTheme="minorBidi"/>
-          <w:b/>
-          <w:bCs/>
-          <w:sz w:val="28"/>
-          <w:szCs w:val="28"/>
-        </w:rPr>
-        <w:t>- An organization needs an efficient way to manage its meeting rooms and reservations.</w:t>
-      </w:r>
-    </w:p>
-    <w:p>
-      <w:pPr>
-        <w:rPr>
-          <w:rFonts w:asciiTheme="minorBidi" w:hAnsiTheme="minorBidi"/>
-          <w:b/>
-          <w:bCs/>
-          <w:sz w:val="28"/>
-          <w:szCs w:val="28"/>
-        </w:rPr>
-      </w:pPr>
-      <w:r>
-        <w:rPr>
-          <w:rFonts w:asciiTheme="minorBidi" w:hAnsiTheme="minorBidi"/>
-          <w:b/>
-          <w:bCs/>
-          <w:sz w:val="28"/>
-          <w:szCs w:val="28"/>
-        </w:rPr>
-        <w:t>- Employees need to book meeting rooms for meetings, discussions, and training sessions.</w:t>
-      </w:r>
-    </w:p>
-    <w:p>
-      <w:pPr>
-        <w:rPr>
-          <w:rFonts w:asciiTheme="minorBidi" w:hAnsiTheme="minorBidi"/>
-          <w:b/>
-          <w:bCs/>
-          <w:sz w:val="28"/>
-          <w:szCs w:val="28"/>
-        </w:rPr>
-      </w:pPr>
-      <w:r>
-        <w:rPr>
-          <w:rFonts w:asciiTheme="minorBidi" w:hAnsiTheme="minorBidi"/>
-          <w:b/>
-          <w:bCs/>
-          <w:sz w:val="28"/>
-          <w:szCs w:val="28"/>
-        </w:rPr>
-        <w:t>- The organization plans to implement a Meeting Room Booking System to improve the reservation process.</w:t>
-      </w:r>
-    </w:p>
-    <w:p>
-      <w:pPr>
-        <w:rPr>
-          <w:rFonts w:asciiTheme="minorBidi" w:hAnsiTheme="minorBidi"/>
-          <w:b/>
-          <w:bCs/>
-          <w:sz w:val="28"/>
-          <w:szCs w:val="28"/>
-        </w:rPr>
-      </w:pPr>
-    </w:p>
-    <w:p>
-      <w:pPr>
-        <w:rPr>
-          <w:rFonts w:asciiTheme="minorBidi" w:hAnsiTheme="minorBidi"/>
-          <w:b/>
-          <w:bCs/>
-          <w:sz w:val="32"/>
-          <w:szCs w:val="32"/>
-          <w:u w:val="single"/>
-        </w:rPr>
-      </w:pPr>
-      <w:r>
-        <w:rPr>
-          <w:rFonts w:asciiTheme="minorBidi" w:hAnsiTheme="minorBidi"/>
-          <w:b/>
-          <w:bCs/>
-          <w:sz w:val="32"/>
-          <w:szCs w:val="32"/>
-          <w:u w:val="single"/>
-        </w:rPr>
-        <w:t xml:space="preserve">Problems </w:t>
-      </w:r>
-      <w:proofErr w:type="gramStart"/>
-      <w:r>
-        <w:rPr>
-          <w:rFonts w:asciiTheme="minorBidi" w:hAnsiTheme="minorBidi"/>
-          <w:b/>
-          <w:bCs/>
-          <w:sz w:val="32"/>
-          <w:szCs w:val="32"/>
-          <w:u w:val="single"/>
-        </w:rPr>
-        <w:t>Identified:-</w:t>
-      </w:r>
-      <w:proofErr w:type="gramEnd"/>
-    </w:p>
-    <w:p>
-      <w:pPr>
-        <w:rPr>
-          <w:rFonts w:asciiTheme="minorBidi" w:hAnsiTheme="minorBidi"/>
-          <w:b/>
-          <w:bCs/>
-          <w:sz w:val="28"/>
-          <w:szCs w:val="28"/>
-        </w:rPr>
-      </w:pPr>
-      <w:r>
-        <w:rPr>
-          <w:rFonts w:asciiTheme="minorBidi" w:hAnsiTheme="minorBidi"/>
-          <w:b/>
-          <w:bCs/>
-          <w:sz w:val="28"/>
-          <w:szCs w:val="28"/>
-        </w:rPr>
-        <w:t>- Difficulty checking meeting room availability.</w:t>
-      </w:r>
-    </w:p>
-    <w:p>
-      <w:pPr>
-        <w:rPr>
-          <w:rFonts w:asciiTheme="minorBidi" w:hAnsiTheme="minorBidi"/>
-          <w:b/>
-          <w:bCs/>
-          <w:sz w:val="28"/>
-          <w:szCs w:val="28"/>
-        </w:rPr>
-      </w:pPr>
-      <w:r>
-        <w:rPr>
-          <w:rFonts w:asciiTheme="minorBidi" w:hAnsiTheme="minorBidi"/>
-          <w:b/>
-          <w:bCs/>
-          <w:sz w:val="28"/>
-          <w:szCs w:val="28"/>
-        </w:rPr>
-        <w:t>- Double booking of the same meeting room.</w:t>
-      </w:r>
-    </w:p>
-    <w:p>
-      <w:pPr>
-        <w:rPr>
-          <w:rFonts w:asciiTheme="minorBidi" w:hAnsiTheme="minorBidi"/>
-          <w:b/>
-          <w:bCs/>
-          <w:sz w:val="28"/>
-          <w:szCs w:val="28"/>
-        </w:rPr>
-      </w:pPr>
-      <w:r>
-        <w:rPr>
-          <w:rFonts w:asciiTheme="minorBidi" w:hAnsiTheme="minorBidi"/>
-          <w:b/>
-          <w:bCs/>
-          <w:sz w:val="28"/>
-          <w:szCs w:val="28"/>
-        </w:rPr>
-        <w:t>- Manual booking procedures that waste time.</w:t>
-      </w:r>
-    </w:p>
-    <w:p>
-      <w:pPr>
-        <w:rPr>
-          <w:rFonts w:asciiTheme="minorBidi" w:hAnsiTheme="minorBidi"/>
-          <w:b/>
-          <w:bCs/>
-          <w:sz w:val="28"/>
-          <w:szCs w:val="28"/>
-        </w:rPr>
-      </w:pPr>
-      <w:r>
-        <w:rPr>
-          <w:rFonts w:asciiTheme="minorBidi" w:hAnsiTheme="minorBidi"/>
-          <w:b/>
-          <w:bCs/>
-          <w:sz w:val="28"/>
-          <w:szCs w:val="28"/>
-        </w:rPr>
-        <w:t>- Difficulty managing booking modifications and cancellations.</w:t>
-      </w:r>
-    </w:p>
-    <w:p>
-      <w:pPr>
-        <w:rPr>
-          <w:rFonts w:asciiTheme="minorBidi" w:hAnsiTheme="minorBidi"/>
-          <w:b/>
-          <w:bCs/>
-          <w:sz w:val="28"/>
-          <w:szCs w:val="28"/>
-        </w:rPr>
-      </w:pPr>
-      <w:r>
-        <w:rPr>
-          <w:rFonts w:asciiTheme="minorBidi" w:hAnsiTheme="minorBidi"/>
-          <w:b/>
-          <w:bCs/>
-          <w:sz w:val="28"/>
-          <w:szCs w:val="28"/>
-        </w:rPr>
-        <w:t>- Lack of centralized booking information.</w:t>
-      </w:r>
-    </w:p>
-    <w:p>
-      <w:pPr>
-        <w:rPr>
-          <w:rFonts w:asciiTheme="minorBidi" w:hAnsiTheme="minorBidi"/>
-          <w:b/>
-          <w:bCs/>
-          <w:sz w:val="28"/>
-          <w:szCs w:val="28"/>
-        </w:rPr>
-      </w:pPr>
-    </w:p>
-    <w:p>
-      <w:pPr>
-        <w:rPr>
-          <w:rFonts w:asciiTheme="minorBidi" w:hAnsiTheme="minorBidi"/>
-          <w:b/>
-          <w:bCs/>
-          <w:sz w:val="32"/>
-          <w:szCs w:val="32"/>
-          <w:u w:val="single"/>
-        </w:rPr>
-      </w:pPr>
-      <w:r>
-        <w:rPr>
-          <w:rFonts w:asciiTheme="minorBidi" w:hAnsiTheme="minorBidi"/>
-          <w:b/>
-          <w:bCs/>
-          <w:sz w:val="32"/>
-          <w:szCs w:val="32"/>
-          <w:u w:val="single"/>
-        </w:rPr>
-        <w:t xml:space="preserve">Project </w:t>
-      </w:r>
-      <w:proofErr w:type="gramStart"/>
-      <w:r>
-        <w:rPr>
-          <w:rFonts w:asciiTheme="minorBidi" w:hAnsiTheme="minorBidi"/>
-          <w:b/>
-          <w:bCs/>
-          <w:sz w:val="32"/>
-          <w:szCs w:val="32"/>
-          <w:u w:val="single"/>
-        </w:rPr>
-        <w:t>Objectives:-</w:t>
-      </w:r>
-      <w:proofErr w:type="gramEnd"/>
-    </w:p>
-    <w:p>
-      <w:pPr>
-        <w:rPr>
-          <w:rFonts w:asciiTheme="minorBidi" w:hAnsiTheme="minorBidi"/>
-          <w:b/>
-          <w:bCs/>
-          <w:sz w:val="28"/>
-          <w:szCs w:val="28"/>
-        </w:rPr>
-      </w:pPr>
-      <w:r>
-        <w:rPr>
-          <w:rFonts w:asciiTheme="minorBidi" w:hAnsiTheme="minorBidi"/>
-          <w:b/>
-          <w:bCs/>
-          <w:sz w:val="28"/>
-          <w:szCs w:val="28"/>
-        </w:rPr>
-        <w:t>- Organize all meeting room reservations in one system.</w:t>
-      </w:r>
-    </w:p>
-    <w:p>
-      <w:pPr>
-        <w:rPr>
-          <w:rFonts w:asciiTheme="minorBidi" w:hAnsiTheme="minorBidi"/>
-          <w:b/>
-          <w:bCs/>
-          <w:sz w:val="28"/>
-          <w:szCs w:val="28"/>
-        </w:rPr>
-      </w:pPr>
-      <w:r>
-        <w:rPr>
-          <w:rFonts w:asciiTheme="minorBidi" w:hAnsiTheme="minorBidi"/>
-          <w:b/>
-          <w:bCs/>
-          <w:sz w:val="28"/>
-          <w:szCs w:val="28"/>
-        </w:rPr>
-        <w:t>- Allow users to check room availability.</w:t>
-      </w:r>
-    </w:p>
-    <w:p>
-      <w:pPr>
-        <w:rPr>
-          <w:rFonts w:asciiTheme="minorBidi" w:hAnsiTheme="minorBidi"/>
-          <w:b/>
-          <w:bCs/>
-          <w:sz w:val="28"/>
-          <w:szCs w:val="28"/>
-        </w:rPr>
-      </w:pPr>
-      <w:r>
-        <w:rPr>
-          <w:rFonts w:asciiTheme="minorBidi" w:hAnsiTheme="minorBidi"/>
-          <w:b/>
-          <w:bCs/>
-          <w:sz w:val="28"/>
-          <w:szCs w:val="28"/>
-        </w:rPr>
-        <w:t>- Prevent overlapping reservations.</w:t>
-      </w:r>
-    </w:p>
-    <w:p>
-      <w:pPr>
-        <w:rPr>
-          <w:rFonts w:asciiTheme="minorBidi" w:hAnsiTheme="minorBidi"/>
-          <w:b/>
-          <w:bCs/>
-          <w:sz w:val="28"/>
-          <w:szCs w:val="28"/>
-        </w:rPr>
-      </w:pPr>
-      <w:r>
-        <w:rPr>
-          <w:rFonts w:asciiTheme="minorBidi" w:hAnsiTheme="minorBidi"/>
-          <w:b/>
-          <w:bCs/>
-          <w:sz w:val="28"/>
-          <w:szCs w:val="28"/>
-        </w:rPr>
-        <w:t>- Simplify booking, modification, and cancellation.</w:t>
-      </w:r>
-    </w:p>
-    <w:p>
-      <w:pPr>
-        <w:rPr>
-          <w:rFonts w:asciiTheme="minorBidi" w:hAnsiTheme="minorBidi"/>
-          <w:b/>
-          <w:bCs/>
-          <w:sz w:val="28"/>
-          <w:szCs w:val="28"/>
-        </w:rPr>
-      </w:pPr>
-      <w:r>
-        <w:rPr>
-          <w:rFonts w:asciiTheme="minorBidi" w:hAnsiTheme="minorBidi"/>
-          <w:b/>
-          <w:bCs/>
-          <w:sz w:val="28"/>
-          <w:szCs w:val="28"/>
-        </w:rPr>
-        <w:t>- Help administrators manage rooms and reservations.</w:t>
-      </w:r>
-    </w:p>
-    <w:p>
-      <w:pPr>
-        <w:rPr>
-          <w:rFonts w:asciiTheme="minorBidi" w:hAnsiTheme="minorBidi"/>
-          <w:b/>
-          <w:bCs/>
-          <w:sz w:val="32"/>
-          <w:szCs w:val="32"/>
-          <w:u w:val="single"/>
-        </w:rPr>
-      </w:pPr>
-      <w:r>
-        <w:rPr>
-          <w:rFonts w:asciiTheme="minorBidi" w:hAnsiTheme="minorBidi"/>
-          <w:b/>
-          <w:bCs/>
-          <w:sz w:val="32"/>
-          <w:szCs w:val="32"/>
-          <w:u w:val="single"/>
-        </w:rPr>
-        <w:lastRenderedPageBreak/>
-        <w:t xml:space="preserve">System Development </w:t>
-      </w:r>
-      <w:proofErr w:type="gramStart"/>
-      <w:r>
-        <w:rPr>
-          <w:rFonts w:asciiTheme="minorBidi" w:hAnsiTheme="minorBidi"/>
-          <w:b/>
-          <w:bCs/>
-          <w:sz w:val="32"/>
-          <w:szCs w:val="32"/>
-          <w:u w:val="single"/>
-        </w:rPr>
-        <w:t>Plan:</w:t>
-      </w:r>
-      <w:r>
-        <w:rPr>
-          <w:rFonts w:asciiTheme="minorBidi" w:hAnsiTheme="minorBidi"/>
-          <w:b/>
-          <w:bCs/>
-          <w:sz w:val="32"/>
-          <w:szCs w:val="32"/>
-          <w:u w:val="single"/>
-        </w:rPr>
-        <w:t>-</w:t>
-      </w:r>
-      <w:proofErr w:type="gramEnd"/>
-    </w:p>
-    <w:p>
-      <w:pPr>
-        <w:rPr>
-          <w:rFonts w:asciiTheme="minorBidi" w:hAnsiTheme="minorBidi"/>
-          <w:b/>
-          <w:bCs/>
-          <w:sz w:val="28"/>
-          <w:szCs w:val="28"/>
-        </w:rPr>
-      </w:pPr>
-      <w:r>
-        <w:rPr>
-          <w:rFonts w:asciiTheme="minorBidi" w:hAnsiTheme="minorBidi"/>
-          <w:b/>
-          <w:bCs/>
-          <w:sz w:val="28"/>
-          <w:szCs w:val="28"/>
-        </w:rPr>
-        <w:t>The project team plans to follow the System Development Life Cycle (SDLC) to analyze, design, develop, test, and implement the Meeting Room Booking System.</w:t>
-      </w:r>
-    </w:p>
-    <w:p>
-      <w:pPr>
-        <w:rPr>
-          <w:rFonts w:asciiTheme="minorBidi" w:hAnsiTheme="minorBidi"/>
-          <w:b/>
-          <w:bCs/>
-          <w:sz w:val="28"/>
-          <w:szCs w:val="28"/>
-        </w:rPr>
-      </w:pPr>
-    </w:p>
-    <w:p>
-      <w:pPr>
-        <w:rPr>
-          <w:rFonts w:asciiTheme="minorBidi" w:hAnsiTheme="minorBidi"/>
-          <w:b/>
-          <w:bCs/>
-          <w:sz w:val="32"/>
-          <w:szCs w:val="32"/>
-          <w:u w:val="single"/>
-        </w:rPr>
-      </w:pPr>
-      <w:r>
-        <w:rPr>
-          <w:rFonts w:asciiTheme="minorBidi" w:hAnsiTheme="minorBidi"/>
-          <w:b/>
-          <w:bCs/>
-          <w:sz w:val="32"/>
-          <w:szCs w:val="32"/>
-          <w:u w:val="single"/>
-        </w:rPr>
-        <w:t xml:space="preserve">Key SDLC </w:t>
-      </w:r>
-      <w:proofErr w:type="gramStart"/>
-      <w:r>
-        <w:rPr>
-          <w:rFonts w:asciiTheme="minorBidi" w:hAnsiTheme="minorBidi"/>
-          <w:b/>
-          <w:bCs/>
-          <w:sz w:val="32"/>
-          <w:szCs w:val="32"/>
-          <w:u w:val="single"/>
-        </w:rPr>
-        <w:t>Phases:-</w:t>
-      </w:r>
-      <w:proofErr w:type="gramEnd"/>
-    </w:p>
-    <w:p>
-      <w:pPr>
-        <w:rPr>
-          <w:rFonts w:asciiTheme="minorBidi" w:hAnsiTheme="minorBidi"/>
-          <w:b/>
-          <w:bCs/>
-          <w:sz w:val="28"/>
-          <w:szCs w:val="28"/>
-        </w:rPr>
-      </w:pPr>
-      <w:r>
-        <w:rPr>
-          <w:rFonts w:asciiTheme="minorBidi" w:hAnsiTheme="minorBidi"/>
-          <w:b/>
-          <w:bCs/>
-          <w:sz w:val="28"/>
-          <w:szCs w:val="28"/>
-        </w:rPr>
-        <w:t>1. Planning – Identify project goals, feasibility, resources, and the project schedule.</w:t>
-      </w:r>
-    </w:p>
-    <w:p>
-      <w:pPr>
-        <w:rPr>
-          <w:rFonts w:asciiTheme="minorBidi" w:hAnsiTheme="minorBidi"/>
-          <w:b/>
-          <w:bCs/>
-          <w:sz w:val="28"/>
-          <w:szCs w:val="28"/>
-        </w:rPr>
-      </w:pPr>
-      <w:r>
-        <w:rPr>
-          <w:rFonts w:asciiTheme="minorBidi" w:hAnsiTheme="minorBidi"/>
-          <w:b/>
-          <w:bCs/>
-          <w:sz w:val="28"/>
-          <w:szCs w:val="28"/>
-        </w:rPr>
-        <w:t>2. Analysis – Gather user requirements through interviews and questionnaires.</w:t>
-      </w:r>
-    </w:p>
-    <w:p>
-      <w:pPr>
-        <w:rPr>
-          <w:rFonts w:asciiTheme="minorBidi" w:hAnsiTheme="minorBidi"/>
-          <w:b/>
-          <w:bCs/>
-          <w:sz w:val="28"/>
-          <w:szCs w:val="28"/>
-        </w:rPr>
-      </w:pPr>
-      <w:r>
-        <w:rPr>
-          <w:rFonts w:asciiTheme="minorBidi" w:hAnsiTheme="minorBidi"/>
-          <w:b/>
-          <w:bCs/>
-          <w:sz w:val="28"/>
-          <w:szCs w:val="28"/>
-        </w:rPr>
-        <w:t>3. Design – Prepare the Data Flow Diagram (DFD), Entity Relationship Diagram (ERD), database design, and user interface.</w:t>
-      </w:r>
-    </w:p>
-    <w:p>
-      <w:pPr>
-        <w:rPr>
-          <w:rFonts w:asciiTheme="minorBidi" w:hAnsiTheme="minorBidi"/>
-          <w:b/>
-          <w:bCs/>
-          <w:sz w:val="28"/>
-          <w:szCs w:val="28"/>
-        </w:rPr>
-      </w:pPr>
-      <w:r>
-        <w:rPr>
-          <w:rFonts w:asciiTheme="minorBidi" w:hAnsiTheme="minorBidi"/>
-          <w:b/>
-          <w:bCs/>
-          <w:sz w:val="28"/>
-          <w:szCs w:val="28"/>
-        </w:rPr>
-        <w:t>4. Implementation – Develop the booking system and its main functions.</w:t>
-      </w:r>
-    </w:p>
-    <w:p>
-      <w:pPr>
-        <w:rPr>
-          <w:rFonts w:asciiTheme="minorBidi" w:hAnsiTheme="minorBidi"/>
-          <w:b/>
-          <w:bCs/>
-          <w:sz w:val="28"/>
-          <w:szCs w:val="28"/>
-        </w:rPr>
-      </w:pPr>
-      <w:r>
-        <w:rPr>
-          <w:rFonts w:asciiTheme="minorBidi" w:hAnsiTheme="minorBidi"/>
-          <w:b/>
-          <w:bCs/>
-          <w:sz w:val="28"/>
-          <w:szCs w:val="28"/>
-        </w:rPr>
-        <w:t>5. Testing – Test room availability, reservations, and booking conflict prevention.</w:t>
-      </w:r>
-    </w:p>
-    <w:p>
-      <w:pPr>
-        <w:rPr>
-          <w:rFonts w:asciiTheme="minorBidi" w:hAnsiTheme="minorBidi"/>
-          <w:b/>
-          <w:bCs/>
-          <w:sz w:val="28"/>
-          <w:szCs w:val="28"/>
-        </w:rPr>
-      </w:pPr>
-      <w:r>
-        <w:rPr>
-          <w:rFonts w:asciiTheme="minorBidi" w:hAnsiTheme="minorBidi"/>
-          <w:b/>
-          <w:bCs/>
-          <w:sz w:val="28"/>
-          <w:szCs w:val="28"/>
-        </w:rPr>
-        <w:t>6. Deployment – Make the system available to users and provide basic instructions.</w:t>
-      </w:r>
-    </w:p>
-    <w:p>
-      <w:pPr>
-        <w:rPr>
-          <w:rFonts w:asciiTheme="minorBidi" w:hAnsiTheme="minorBidi"/>
-          <w:b/>
-          <w:bCs/>
-          <w:sz w:val="28"/>
-          <w:szCs w:val="28"/>
-        </w:rPr>
-      </w:pPr>
-      <w:r>
-        <w:rPr>
-          <w:rFonts w:asciiTheme="minorBidi" w:hAnsiTheme="minorBidi"/>
-          <w:b/>
-          <w:bCs/>
-          <w:sz w:val="28"/>
-          <w:szCs w:val="28"/>
-        </w:rPr>
-        <w:t>7. Maintenance – Fix problems and update the system when necessary.</w:t>
-      </w:r>
-    </w:p>
-    <w:p>
-      <w:pPr>
-        <w:rPr>
-          <w:rFonts w:asciiTheme="minorBidi" w:hAnsiTheme="minorBidi"/>
-          <w:b/>
-          <w:bCs/>
-          <w:sz w:val="28"/>
-          <w:szCs w:val="28"/>
-        </w:rPr>
-      </w:pPr>
-    </w:p>
-    <w:p>
-      <w:pPr>
-        <w:rPr>
-          <w:rFonts w:asciiTheme="minorBidi" w:hAnsiTheme="minorBidi"/>
-          <w:b/>
-          <w:bCs/>
-          <w:sz w:val="28"/>
-          <w:szCs w:val="28"/>
-        </w:rPr>
-      </w:pPr>
-      <w:proofErr w:type="gramStart"/>
-      <w:r>
-        <w:rPr>
-          <w:rFonts w:asciiTheme="minorBidi" w:hAnsiTheme="minorBidi"/>
-          <w:b/>
-          <w:bCs/>
-          <w:sz w:val="32"/>
-          <w:szCs w:val="32"/>
-          <w:u w:val="single"/>
-        </w:rPr>
-        <w:t>Questions</w:t>
-      </w:r>
-      <w:r>
-        <w:rPr>
-          <w:rFonts w:asciiTheme="minorBidi" w:hAnsiTheme="minorBidi"/>
-          <w:b/>
-          <w:bCs/>
-          <w:sz w:val="28"/>
-          <w:szCs w:val="28"/>
-        </w:rPr>
-        <w:t>:</w:t>
-      </w:r>
-      <w:r>
-        <w:rPr>
-          <w:rFonts w:asciiTheme="minorBidi" w:hAnsiTheme="minorBidi"/>
-          <w:b/>
-          <w:bCs/>
-          <w:sz w:val="28"/>
-          <w:szCs w:val="28"/>
-        </w:rPr>
-        <w:t>-</w:t>
-      </w:r>
-      <w:proofErr w:type="gramEnd"/>
-    </w:p>
-    <w:p>
-      <w:pPr>
-        <w:rPr>
-          <w:rFonts w:asciiTheme="minorBidi" w:hAnsiTheme="minorBidi"/>
-          <w:b/>
-          <w:bCs/>
-          <w:sz w:val="28"/>
-          <w:szCs w:val="28"/>
-        </w:rPr>
-      </w:pPr>
-      <w:r>
-        <w:rPr>
-          <w:rFonts w:asciiTheme="minorBidi" w:hAnsiTheme="minorBidi"/>
-          <w:b/>
-          <w:bCs/>
-          <w:sz w:val="28"/>
-          <w:szCs w:val="28"/>
-        </w:rPr>
-        <w:t>1. Which SDLC methodology is most suitable for developing the Meeting Room Booking System, and why?</w:t>
-      </w:r>
-    </w:p>
-    <w:p>
-      <w:pPr>
-        <w:rPr>
-          <w:rFonts w:asciiTheme="minorBidi" w:hAnsiTheme="minorBidi"/>
-          <w:b/>
-          <w:bCs/>
-          <w:sz w:val="28"/>
-          <w:szCs w:val="28"/>
-        </w:rPr>
-      </w:pPr>
-      <w:r>
-        <w:rPr>
-          <w:rFonts w:asciiTheme="minorBidi" w:hAnsiTheme="minorBidi"/>
-          <w:b/>
-          <w:bCs/>
-          <w:sz w:val="28"/>
-          <w:szCs w:val="28"/>
-        </w:rPr>
-        <w:t>2. How can the proposed system solve the identified problems?</w:t>
-      </w:r>
-    </w:p>
-    <w:p>
-      <w:pPr>
-        <w:rPr>
-          <w:rFonts w:asciiTheme="minorBidi" w:hAnsiTheme="minorBidi"/>
-          <w:b/>
-          <w:bCs/>
-          <w:sz w:val="28"/>
-          <w:szCs w:val="28"/>
-        </w:rPr>
-      </w:pPr>
-    </w:p>
-    <w:p>
-      <w:pPr>
-        <w:rPr>
-          <w:rFonts w:asciiTheme="minorBidi" w:hAnsiTheme="minorBidi"/>
-          <w:b/>
-          <w:bCs/>
-          <w:sz w:val="28"/>
-          <w:szCs w:val="28"/>
-        </w:rPr>
-      </w:pPr>
-    </w:p>
-    <w:p>
-      <w:pPr>
-        <w:rPr>
-          <w:rFonts w:asciiTheme="minorBidi" w:hAnsiTheme="minorBidi"/>
-          <w:b/>
-          <w:bCs/>
-          <w:sz w:val="32"/>
-          <w:szCs w:val="32"/>
-          <w:u w:val="single"/>
-        </w:rPr>
-      </w:pPr>
-      <w:r>
-        <w:rPr>
-          <w:rFonts w:asciiTheme="minorBidi" w:hAnsiTheme="minorBidi"/>
-          <w:b/>
-          <w:bCs/>
-          <w:sz w:val="32"/>
-          <w:szCs w:val="32"/>
-          <w:u w:val="single"/>
-        </w:rPr>
-        <w:t xml:space="preserve">Methodology </w:t>
-      </w:r>
-      <w:proofErr w:type="gramStart"/>
-      <w:r>
-        <w:rPr>
-          <w:rFonts w:asciiTheme="minorBidi" w:hAnsiTheme="minorBidi"/>
-          <w:b/>
-          <w:bCs/>
-          <w:sz w:val="32"/>
-          <w:szCs w:val="32"/>
-          <w:u w:val="single"/>
-        </w:rPr>
-        <w:t>Options:-</w:t>
-      </w:r>
-      <w:proofErr w:type="gramEnd"/>
-    </w:p>
-    <w:p>
-      <w:pPr>
-        <w:rPr>
-          <w:rFonts w:asciiTheme="minorBidi" w:hAnsiTheme="minorBidi"/>
-          <w:b/>
-          <w:bCs/>
-          <w:sz w:val="28"/>
-          <w:szCs w:val="28"/>
-        </w:rPr>
-      </w:pPr>
-      <w:r>
-        <w:rPr>
-          <w:rFonts w:asciiTheme="minorBidi" w:hAnsiTheme="minorBidi"/>
-          <w:b/>
-          <w:bCs/>
-          <w:sz w:val="28"/>
-          <w:szCs w:val="28"/>
-        </w:rPr>
-        <w:t>1. Waterfall Method</w:t>
-      </w:r>
-    </w:p>
-    <w:p>
-      <w:pPr>
-        <w:rPr>
-          <w:rFonts w:asciiTheme="minorBidi" w:hAnsiTheme="minorBidi"/>
-          <w:b/>
-          <w:bCs/>
-          <w:sz w:val="28"/>
-          <w:szCs w:val="28"/>
-        </w:rPr>
-      </w:pPr>
-      <w:r>
-        <w:rPr>
-          <w:rFonts w:asciiTheme="minorBidi" w:hAnsiTheme="minorBidi"/>
-          <w:b/>
-          <w:bCs/>
-          <w:sz w:val="28"/>
-          <w:szCs w:val="28"/>
-        </w:rPr>
-        <w:t>2. Parallel Method</w:t>
-      </w:r>
-    </w:p>
-    <w:p>
-      <w:pPr>
-        <w:rPr>
-          <w:rFonts w:asciiTheme="minorBidi" w:hAnsiTheme="minorBidi"/>
-          <w:b/>
-          <w:bCs/>
-          <w:sz w:val="28"/>
-          <w:szCs w:val="28"/>
-        </w:rPr>
-      </w:pPr>
-      <w:r>
-        <w:rPr>
-          <w:rFonts w:asciiTheme="minorBidi" w:hAnsiTheme="minorBidi"/>
-          <w:b/>
-          <w:bCs/>
-          <w:sz w:val="28"/>
-          <w:szCs w:val="28"/>
-        </w:rPr>
-        <w:t>3. Rapid Application Development (RAD)</w:t>
-      </w:r>
-    </w:p>
-    <w:p>
-      <w:pPr>
-        <w:rPr>
-          <w:rFonts w:asciiTheme="minorBidi" w:hAnsiTheme="minorBidi"/>
-          <w:b/>
-          <w:bCs/>
-          <w:sz w:val="28"/>
-          <w:szCs w:val="28"/>
-        </w:rPr>
-      </w:pPr>
-      <w:r>
-        <w:rPr>
-          <w:rFonts w:asciiTheme="minorBidi" w:hAnsiTheme="minorBidi"/>
-          <w:b/>
-          <w:bCs/>
-          <w:sz w:val="28"/>
-          <w:szCs w:val="28"/>
-        </w:rPr>
-        <w:t>4. Iterative Method</w:t>
-      </w:r>
-    </w:p>
-    <w:p>
-      <w:pPr>
-        <w:rPr>
-          <w:rFonts w:asciiTheme="minorBidi" w:hAnsiTheme="minorBidi"/>
-          <w:b/>
-          <w:bCs/>
-          <w:sz w:val="28"/>
-          <w:szCs w:val="28"/>
-        </w:rPr>
-      </w:pPr>
-      <w:r>
-        <w:rPr>
-          <w:rFonts w:asciiTheme="minorBidi" w:hAnsiTheme="minorBidi"/>
-          <w:b/>
-          <w:bCs/>
-          <w:sz w:val="28"/>
-          <w:szCs w:val="28"/>
-        </w:rPr>
-        <w:t>5. Agile Development</w:t>
-      </w:r>
-    </w:p>
-    <w:p>
-      <w:pPr>
-        <w:rPr>
-          <w:rFonts w:asciiTheme="minorBidi" w:hAnsiTheme="minorBidi"/>
-          <w:b/>
-          <w:bCs/>
-          <w:sz w:val="28"/>
-          <w:szCs w:val="28"/>
-        </w:rPr>
-      </w:pPr>
-    </w:p>
-    <w:p>
-      <w:pPr>
-        <w:rPr>
-          <w:rFonts w:asciiTheme="minorBidi" w:hAnsiTheme="minorBidi"/>
-          <w:b/>
-          <w:bCs/>
-          <w:sz w:val="28"/>
-          <w:szCs w:val="28"/>
-        </w:rPr>
-      </w:pPr>
-    </w:p>
-    <w:p>
-      <w:pPr>
-        <w:jc w:val="center"/>
-        <w:rPr>
-          <w:rFonts w:asciiTheme="minorBidi" w:hAnsiTheme="minorBidi"/>
-          <w:b/>
-          <w:bCs/>
-          <w:sz w:val="28"/>
-          <w:szCs w:val="28"/>
-        </w:rPr>
-      </w:pPr>
-    </w:p>
-    <w:p>
-      <w:pPr>
-        <w:jc w:val="center"/>
-        <w:rPr>
-          <w:rFonts w:asciiTheme="minorBidi" w:hAnsiTheme="minorBidi"/>
-          <w:b/>
-          <w:bCs/>
-          <w:sz w:val="40"/>
-          <w:szCs w:val="40"/>
-          <w:u w:val="single"/>
-        </w:rPr>
-      </w:pPr>
-    </w:p>
-    <w:p>
-      <w:pPr>
-        <w:jc w:val="center"/>
-        <w:rPr>
-          <w:rFonts w:asciiTheme="minorBidi" w:hAnsiTheme="minorBidi"/>
-          <w:b/>
-          <w:bCs/>
-          <w:sz w:val="40"/>
-          <w:szCs w:val="40"/>
-          <w:u w:val="single"/>
-        </w:rPr>
-      </w:pPr>
-    </w:p>
-    <w:p>
-      <w:pPr>
-        <w:jc w:val="center"/>
-        <w:rPr>
-          <w:rFonts w:asciiTheme="minorBidi" w:hAnsiTheme="minorBidi"/>
-          <w:b/>
-          <w:bCs/>
-          <w:sz w:val="40"/>
-          <w:szCs w:val="40"/>
-          <w:u w:val="single"/>
-        </w:rPr>
-      </w:pPr>
-    </w:p>
-    <w:p>
-      <w:pPr>
-        <w:jc w:val="center"/>
-        <w:rPr>
-          <w:rFonts w:asciiTheme="minorBidi" w:hAnsiTheme="minorBidi"/>
-          <w:b/>
-          <w:bCs/>
-          <w:sz w:val="40"/>
-          <w:szCs w:val="40"/>
-          <w:u w:val="single"/>
-        </w:rPr>
-      </w:pPr>
-    </w:p>
-    <w:p>
-      <w:pPr>
-        <w:jc w:val="center"/>
-        <w:rPr>
-          <w:rFonts w:asciiTheme="minorBidi" w:hAnsiTheme="minorBidi"/>
-          <w:b/>
-          <w:bCs/>
-          <w:sz w:val="40"/>
-          <w:szCs w:val="40"/>
-          <w:u w:val="single"/>
-        </w:rPr>
-      </w:pPr>
-    </w:p>
-    <w:p>
-      <w:pPr>
-        <w:jc w:val="center"/>
-        <w:rPr>
-          <w:rFonts w:asciiTheme="minorBidi" w:hAnsiTheme="minorBidi"/>
-          <w:b/>
-          <w:bCs/>
-          <w:sz w:val="40"/>
-          <w:szCs w:val="40"/>
-          <w:u w:val="single"/>
-        </w:rPr>
-      </w:pPr>
-    </w:p>
-    <w:p>
-      <w:pPr>
-        <w:jc w:val="center"/>
-        <w:rPr>
-          <w:rFonts w:asciiTheme="minorBidi" w:hAnsiTheme="minorBidi"/>
-          <w:b/>
-          <w:bCs/>
-          <w:sz w:val="40"/>
-          <w:szCs w:val="40"/>
-          <w:u w:val="single"/>
-        </w:rPr>
-      </w:pPr>
-    </w:p>
-    <w:p>
-      <w:pPr>
-        <w:jc w:val="center"/>
-        <w:rPr>
-          <w:rFonts w:asciiTheme="minorBidi" w:hAnsiTheme="minorBidi"/>
-          <w:b/>
-          <w:bCs/>
-          <w:sz w:val="40"/>
-          <w:szCs w:val="40"/>
-          <w:u w:val="single"/>
-        </w:rPr>
-      </w:pPr>
-    </w:p>
-    <w:p>
-      <w:pPr>
-        <w:jc w:val="center"/>
-        <w:rPr>
-          <w:rFonts w:asciiTheme="minorBidi" w:hAnsiTheme="minorBidi"/>
-          <w:b/>
-          <w:bCs/>
-          <w:sz w:val="40"/>
-          <w:szCs w:val="40"/>
-          <w:u w:val="single"/>
+        <w:rPr>
+          <w:rFonts w:asciiTheme="minorBidi" w:hAnsiTheme="minorBidi"/>
+          <w:sz w:val="40"/>
+          <w:szCs w:val="40"/>
         </w:rPr>
       </w:pPr>
     </w:p>
@@ -10364,7 +6923,6 @@
                 <w:lang w:bidi="ar-EG"/>
               </w:rPr>
             </w:pPr>
-            <w:proofErr w:type="gramStart"/>
             <w:r>
               <w:rPr>
                 <w:b w:val="0"/>
@@ -10375,7 +6933,6 @@
               </w:rPr>
               <w:t>Person  Assigned</w:t>
             </w:r>
-            <w:proofErr w:type="gramEnd"/>
           </w:p>
         </w:tc>
         <w:tc>
@@ -11023,7 +7580,6 @@
                 <w:lang w:bidi="ar-EG"/>
               </w:rPr>
             </w:pPr>
-            <w:proofErr w:type="gramStart"/>
             <w:r>
               <w:rPr>
                 <w:b w:val="0"/>
@@ -11034,7 +7590,6 @@
               </w:rPr>
               <w:t>Person  Assigned</w:t>
             </w:r>
-            <w:proofErr w:type="gramEnd"/>
           </w:p>
         </w:tc>
         <w:tc>
@@ -11878,7 +8433,6 @@
                 <w:lang w:bidi="ar-EG"/>
               </w:rPr>
             </w:pPr>
-            <w:proofErr w:type="gramStart"/>
             <w:r>
               <w:rPr>
                 <w:b w:val="0"/>
@@ -11889,7 +8443,6 @@
               </w:rPr>
               <w:t>Person  Assigned</w:t>
             </w:r>
-            <w:proofErr w:type="gramEnd"/>
           </w:p>
         </w:tc>
         <w:tc>
@@ -12340,20 +8893,8 @@
                 <w:szCs w:val="28"/>
                 <w:lang w:bidi="ar-EG"/>
               </w:rPr>
-              <w:t xml:space="preserve">Risk </w:t>
-            </w:r>
-            <w:proofErr w:type="spellStart"/>
-            <w:r>
-              <w:rPr>
-                <w:b w:val="0"/>
-                <w:bCs w:val="0"/>
-                <w:sz w:val="28"/>
-                <w:szCs w:val="28"/>
-                <w:lang w:bidi="ar-EG"/>
-              </w:rPr>
-              <w:t>Assesment</w:t>
-            </w:r>
-            <w:proofErr w:type="spellEnd"/>
+              <w:t>Risk Assesment</w:t>
+            </w:r>
           </w:p>
         </w:tc>
       </w:tr>
@@ -12562,7 +9103,6 @@
                 <w:lang w:bidi="ar-EG"/>
               </w:rPr>
             </w:pPr>
-            <w:proofErr w:type="gramStart"/>
             <w:r>
               <w:rPr>
                 <w:b w:val="0"/>
@@ -12573,7 +9113,6 @@
               </w:rPr>
               <w:t>Person  Assigned</w:t>
             </w:r>
-            <w:proofErr w:type="gramEnd"/>
           </w:p>
         </w:tc>
         <w:tc>
@@ -13443,7 +9982,6 @@
                 <w:lang w:bidi="ar-EG"/>
               </w:rPr>
             </w:pPr>
-            <w:proofErr w:type="gramStart"/>
             <w:r>
               <w:rPr>
                 <w:b w:val="0"/>
@@ -13454,7 +9992,6 @@
               </w:rPr>
               <w:t>Person  Assigned</w:t>
             </w:r>
-            <w:proofErr w:type="gramEnd"/>
           </w:p>
         </w:tc>
         <w:tc>
@@ -13748,27 +10285,15 @@
                 <w:szCs w:val="40"/>
               </w:rPr>
             </w:pPr>
-            <w:proofErr w:type="gramStart"/>
-            <w:r>
-              <w:rPr>
-                <w:b/>
-                <w:bCs/>
-                <w:sz w:val="28"/>
-                <w:szCs w:val="28"/>
-                <w:lang w:bidi="ar-EG"/>
-              </w:rPr>
-              <w:t>3 ,</w:t>
-            </w:r>
-            <w:proofErr w:type="gramEnd"/>
-            <w:r>
-              <w:rPr>
-                <w:b/>
-                <w:bCs/>
-                <w:sz w:val="28"/>
-                <w:szCs w:val="28"/>
-                <w:lang w:bidi="ar-EG"/>
-              </w:rPr>
-              <w:t xml:space="preserve"> 4</w:t>
+            <w:r>
+              <w:rPr>
+                <w:b/>
+                <w:bCs/>
+                <w:sz w:val="28"/>
+                <w:szCs w:val="28"/>
+                <w:lang w:bidi="ar-EG"/>
+              </w:rPr>
+              <w:t>3 , 4</w:t>
             </w:r>
           </w:p>
         </w:tc>
@@ -14143,7 +10668,6 @@
                 <w:lang w:bidi="ar-EG"/>
               </w:rPr>
             </w:pPr>
-            <w:proofErr w:type="gramStart"/>
             <w:r>
               <w:rPr>
                 <w:b w:val="0"/>
@@ -14154,7 +10678,6 @@
               </w:rPr>
               <w:t>Person  Assigned</w:t>
             </w:r>
-            <w:proofErr w:type="gramEnd"/>
           </w:p>
         </w:tc>
         <w:tc>
@@ -14801,29 +11324,7 @@
                 <w:szCs w:val="28"/>
                 <w:lang w:bidi="ar-EG"/>
               </w:rPr>
-              <w:t xml:space="preserve">Use </w:t>
-            </w:r>
-            <w:proofErr w:type="spellStart"/>
-            <w:r>
-              <w:rPr>
-                <w:b w:val="0"/>
-                <w:bCs w:val="0"/>
-                <w:sz w:val="28"/>
-                <w:szCs w:val="28"/>
-                <w:lang w:bidi="ar-EG"/>
-              </w:rPr>
-              <w:t>Casr</w:t>
-            </w:r>
-            <w:proofErr w:type="spellEnd"/>
-            <w:r>
-              <w:rPr>
-                <w:b w:val="0"/>
-                <w:bCs w:val="0"/>
-                <w:sz w:val="28"/>
-                <w:szCs w:val="28"/>
-                <w:lang w:bidi="ar-EG"/>
-              </w:rPr>
-              <w:t xml:space="preserve"> &amp; Requirements</w:t>
+              <w:t>Use Casr &amp; Requirements</w:t>
             </w:r>
           </w:p>
         </w:tc>
@@ -15073,7 +11574,6 @@
                 <w:lang w:bidi="ar-EG"/>
               </w:rPr>
             </w:pPr>
-            <w:proofErr w:type="gramStart"/>
             <w:r>
               <w:rPr>
                 <w:b w:val="0"/>
@@ -15084,7 +11584,6 @@
               </w:rPr>
               <w:t>Person  Assigned</w:t>
             </w:r>
-            <w:proofErr w:type="gramEnd"/>
           </w:p>
         </w:tc>
         <w:tc>
@@ -15388,27 +11887,15 @@
                 <w:szCs w:val="40"/>
               </w:rPr>
             </w:pPr>
-            <w:proofErr w:type="gramStart"/>
-            <w:r>
-              <w:rPr>
-                <w:b/>
-                <w:bCs/>
-                <w:sz w:val="28"/>
-                <w:szCs w:val="28"/>
-                <w:lang w:bidi="ar-EG"/>
-              </w:rPr>
-              <w:t>5 ,</w:t>
-            </w:r>
-            <w:proofErr w:type="gramEnd"/>
-            <w:r>
-              <w:rPr>
-                <w:b/>
-                <w:bCs/>
-                <w:sz w:val="28"/>
-                <w:szCs w:val="28"/>
-                <w:lang w:bidi="ar-EG"/>
-              </w:rPr>
-              <w:t xml:space="preserve"> 6</w:t>
+            <w:r>
+              <w:rPr>
+                <w:b/>
+                <w:bCs/>
+                <w:sz w:val="28"/>
+                <w:szCs w:val="28"/>
+                <w:lang w:bidi="ar-EG"/>
+              </w:rPr>
+              <w:t>5 , 6</w:t>
             </w:r>
           </w:p>
         </w:tc>
@@ -15794,7 +12281,6 @@
                 <w:lang w:bidi="ar-EG"/>
               </w:rPr>
             </w:pPr>
-            <w:proofErr w:type="gramStart"/>
             <w:r>
               <w:rPr>
                 <w:b w:val="0"/>
@@ -15805,7 +12291,6 @@
               </w:rPr>
               <w:t>Person  Assigned</w:t>
             </w:r>
-            <w:proofErr w:type="gramEnd"/>
           </w:p>
         </w:tc>
         <w:tc>
@@ -16740,7 +13225,6 @@
                 <w:lang w:bidi="ar-EG"/>
               </w:rPr>
             </w:pPr>
-            <w:proofErr w:type="gramStart"/>
             <w:r>
               <w:rPr>
                 <w:b w:val="0"/>
@@ -16751,7 +13235,6 @@
               </w:rPr>
               <w:t>Person  Assigned</w:t>
             </w:r>
-            <w:proofErr w:type="gramEnd"/>
           </w:p>
         </w:tc>
         <w:tc>
@@ -17464,7 +13947,6 @@
                 <w:lang w:bidi="ar-EG"/>
               </w:rPr>
             </w:pPr>
-            <w:proofErr w:type="gramStart"/>
             <w:r>
               <w:rPr>
                 <w:b w:val="0"/>
@@ -17475,7 +13957,6 @@
               </w:rPr>
               <w:t>Person  Assigned</w:t>
             </w:r>
-            <w:proofErr w:type="gramEnd"/>
           </w:p>
         </w:tc>
         <w:tc>
@@ -18372,7 +14853,6 @@
                 <w:lang w:bidi="ar-EG"/>
               </w:rPr>
             </w:pPr>
-            <w:proofErr w:type="gramStart"/>
             <w:r>
               <w:rPr>
                 <w:b w:val="0"/>
@@ -18383,7 +14863,6 @@
               </w:rPr>
               <w:t>Person  Assigned</w:t>
             </w:r>
-            <w:proofErr w:type="gramEnd"/>
           </w:p>
         </w:tc>
         <w:tc>
@@ -19097,7 +15576,6 @@
                 <w:lang w:bidi="ar-EG"/>
               </w:rPr>
             </w:pPr>
-            <w:proofErr w:type="gramStart"/>
             <w:r>
               <w:rPr>
                 <w:b w:val="0"/>
@@ -19108,7 +15586,6 @@
               </w:rPr>
               <w:t>Person  Assigned</w:t>
             </w:r>
-            <w:proofErr w:type="gramEnd"/>
           </w:p>
         </w:tc>
         <w:tc>
@@ -20005,7 +16482,6 @@
                 <w:lang w:bidi="ar-EG"/>
               </w:rPr>
             </w:pPr>
-            <w:proofErr w:type="gramStart"/>
             <w:r>
               <w:rPr>
                 <w:b w:val="0"/>
@@ -20016,7 +16492,6 @@
               </w:rPr>
               <w:t>Person  Assigned</w:t>
             </w:r>
-            <w:proofErr w:type="gramEnd"/>
           </w:p>
         </w:tc>
         <w:tc>
@@ -20310,49 +16785,15 @@
                 <w:szCs w:val="40"/>
               </w:rPr>
             </w:pPr>
-            <w:proofErr w:type="gramStart"/>
-            <w:r>
-              <w:rPr>
-                <w:b/>
-                <w:bCs/>
-                <w:sz w:val="28"/>
-                <w:szCs w:val="28"/>
-                <w:lang w:bidi="ar-EG"/>
-              </w:rPr>
-              <w:t>8 ,</w:t>
-            </w:r>
-            <w:proofErr w:type="gramEnd"/>
-            <w:r>
-              <w:rPr>
-                <w:b/>
-                <w:bCs/>
-                <w:sz w:val="28"/>
-                <w:szCs w:val="28"/>
-                <w:lang w:bidi="ar-EG"/>
-              </w:rPr>
-              <w:t xml:space="preserve"> </w:t>
-            </w:r>
-            <w:proofErr w:type="gramStart"/>
-            <w:r>
-              <w:rPr>
-                <w:b/>
-                <w:bCs/>
-                <w:sz w:val="28"/>
-                <w:szCs w:val="28"/>
-                <w:lang w:bidi="ar-EG"/>
-              </w:rPr>
-              <w:t>11 ,</w:t>
-            </w:r>
-            <w:proofErr w:type="gramEnd"/>
-            <w:r>
-              <w:rPr>
-                <w:b/>
-                <w:bCs/>
-                <w:sz w:val="28"/>
-                <w:szCs w:val="28"/>
-                <w:lang w:bidi="ar-EG"/>
-              </w:rPr>
-              <w:t xml:space="preserve"> 12</w:t>
+            <w:r>
+              <w:rPr>
+                <w:b/>
+                <w:bCs/>
+                <w:sz w:val="28"/>
+                <w:szCs w:val="28"/>
+                <w:lang w:bidi="ar-EG"/>
+              </w:rPr>
+              <w:t>8 , 11 , 12</w:t>
             </w:r>
           </w:p>
         </w:tc>
@@ -20777,7 +17218,6 @@
                 <w:lang w:bidi="ar-EG"/>
               </w:rPr>
             </w:pPr>
-            <w:proofErr w:type="gramStart"/>
             <w:r>
               <w:rPr>
                 <w:b w:val="0"/>
@@ -20788,7 +17228,6 @@
               </w:rPr>
               <w:t>Person  Assigned</w:t>
             </w:r>
-            <w:proofErr w:type="gramEnd"/>
           </w:p>
         </w:tc>
         <w:tc>
@@ -21444,20 +17883,8 @@
                 <w:szCs w:val="28"/>
                 <w:lang w:bidi="ar-EG"/>
               </w:rPr>
-              <w:t xml:space="preserve">Email </w:t>
-            </w:r>
-            <w:proofErr w:type="spellStart"/>
-            <w:r>
-              <w:rPr>
-                <w:b w:val="0"/>
-                <w:bCs w:val="0"/>
-                <w:sz w:val="28"/>
-                <w:szCs w:val="28"/>
-                <w:lang w:bidi="ar-EG"/>
-              </w:rPr>
-              <w:t>Remiders</w:t>
-            </w:r>
-            <w:proofErr w:type="spellEnd"/>
+              <w:t>Email Remiders</w:t>
+            </w:r>
           </w:p>
         </w:tc>
       </w:tr>
@@ -21706,7 +18133,6 @@
                 <w:lang w:bidi="ar-EG"/>
               </w:rPr>
             </w:pPr>
-            <w:proofErr w:type="gramStart"/>
             <w:r>
               <w:rPr>
                 <w:b w:val="0"/>
@@ -21717,7 +18143,6 @@
               </w:rPr>
               <w:t>Person  Assigned</w:t>
             </w:r>
-            <w:proofErr w:type="gramEnd"/>
           </w:p>
         </w:tc>
         <w:tc>
@@ -22405,7 +18830,6 @@
                 <w:lang w:bidi="ar-EG"/>
               </w:rPr>
             </w:pPr>
-            <w:proofErr w:type="gramStart"/>
             <w:r>
               <w:rPr>
                 <w:b w:val="0"/>
@@ -22416,7 +18840,6 @@
               </w:rPr>
               <w:t>Person  Assigned</w:t>
             </w:r>
-            <w:proofErr w:type="gramEnd"/>
           </w:p>
         </w:tc>
         <w:tc>
@@ -22710,49 +19133,15 @@
                 <w:szCs w:val="40"/>
               </w:rPr>
             </w:pPr>
-            <w:proofErr w:type="gramStart"/>
-            <w:r>
-              <w:rPr>
-                <w:b/>
-                <w:bCs/>
-                <w:sz w:val="28"/>
-                <w:szCs w:val="28"/>
-                <w:lang w:bidi="ar-EG"/>
-              </w:rPr>
-              <w:t>13 ,</w:t>
-            </w:r>
-            <w:proofErr w:type="gramEnd"/>
-            <w:r>
-              <w:rPr>
-                <w:b/>
-                <w:bCs/>
-                <w:sz w:val="28"/>
-                <w:szCs w:val="28"/>
-                <w:lang w:bidi="ar-EG"/>
-              </w:rPr>
-              <w:t xml:space="preserve"> </w:t>
-            </w:r>
-            <w:proofErr w:type="gramStart"/>
-            <w:r>
-              <w:rPr>
-                <w:b/>
-                <w:bCs/>
-                <w:sz w:val="28"/>
-                <w:szCs w:val="28"/>
-                <w:lang w:bidi="ar-EG"/>
-              </w:rPr>
-              <w:t>14 ,</w:t>
-            </w:r>
-            <w:proofErr w:type="gramEnd"/>
-            <w:r>
-              <w:rPr>
-                <w:b/>
-                <w:bCs/>
-                <w:sz w:val="28"/>
-                <w:szCs w:val="28"/>
-                <w:lang w:bidi="ar-EG"/>
-              </w:rPr>
-              <w:t xml:space="preserve"> 15</w:t>
+            <w:r>
+              <w:rPr>
+                <w:b/>
+                <w:bCs/>
+                <w:sz w:val="28"/>
+                <w:szCs w:val="28"/>
+                <w:lang w:bidi="ar-EG"/>
+              </w:rPr>
+              <w:t>13 , 14 , 15</w:t>
             </w:r>
           </w:p>
         </w:tc>
@@ -23393,7 +19782,6 @@
                 <w:lang w:bidi="ar-EG"/>
               </w:rPr>
             </w:pPr>
-            <w:proofErr w:type="gramStart"/>
             <w:r>
               <w:rPr>
                 <w:b w:val="0"/>
@@ -23404,7 +19792,6 @@
               </w:rPr>
               <w:t>Person  Assigned</w:t>
             </w:r>
-            <w:proofErr w:type="gramEnd"/>
           </w:p>
         </w:tc>
         <w:tc>
@@ -24045,7 +20432,7 @@
         </w:rPr>
         <w:lastRenderedPageBreak/>
         <w:drawing>
-          <wp:anchor distT="0" distB="0" distL="114300" distR="114300" simplePos="0" relativeHeight="251676672" behindDoc="0" locked="0" layoutInCell="1" allowOverlap="1" wp14:anchorId="1369D5F5" wp14:editId="45A25AE3">
+          <wp:anchor distT="0" distB="0" distL="114300" distR="114300" simplePos="0" relativeHeight="251676672" behindDoc="0" locked="0" layoutInCell="1" allowOverlap="1" wp14:anchorId="1369D5F5" wp14:editId="0258500E">
             <wp:simplePos x="0" y="0"/>
             <wp:positionH relativeFrom="margin">
               <wp:align>center</wp:align>
@@ -24214,7 +20601,7 @@
           <w:szCs w:val="40"/>
         </w:rPr>
         <w:drawing>
-          <wp:anchor distT="0" distB="0" distL="114300" distR="114300" simplePos="0" relativeHeight="251677696" behindDoc="0" locked="0" layoutInCell="1" allowOverlap="1" wp14:anchorId="1C4209B4" wp14:editId="754726A4">
+          <wp:anchor distT="0" distB="0" distL="114300" distR="114300" simplePos="0" relativeHeight="251677696" behindDoc="0" locked="0" layoutInCell="1" allowOverlap="1" wp14:anchorId="1C4209B4" wp14:editId="5F6A0BEC">
             <wp:simplePos x="0" y="0"/>
             <wp:positionH relativeFrom="margin">
               <wp:align>center</wp:align>
@@ -24367,7 +20754,7 @@
           <w:szCs w:val="40"/>
         </w:rPr>
         <w:drawing>
-          <wp:anchor distT="0" distB="0" distL="114300" distR="114300" simplePos="0" relativeHeight="251678720" behindDoc="0" locked="0" layoutInCell="1" allowOverlap="1" wp14:anchorId="06F63CC9" wp14:editId="4EF05704">
+          <wp:anchor distT="0" distB="0" distL="114300" distR="114300" simplePos="0" relativeHeight="251678720" behindDoc="0" locked="0" layoutInCell="1" allowOverlap="1" wp14:anchorId="06F63CC9" wp14:editId="6171A23E">
             <wp:simplePos x="0" y="0"/>
             <wp:positionH relativeFrom="page">
               <wp:posOffset>19050</wp:posOffset>
@@ -24612,7 +20999,7 @@
           <w:szCs w:val="40"/>
         </w:rPr>
         <w:drawing>
-          <wp:anchor distT="0" distB="0" distL="114300" distR="114300" simplePos="0" relativeHeight="251679744" behindDoc="0" locked="0" layoutInCell="1" allowOverlap="1" wp14:anchorId="5A58C15C" wp14:editId="446E1A36">
+          <wp:anchor distT="0" distB="0" distL="114300" distR="114300" simplePos="0" relativeHeight="251679744" behindDoc="0" locked="0" layoutInCell="1" allowOverlap="1" wp14:anchorId="5A58C15C" wp14:editId="3C7EA44B">
             <wp:simplePos x="0" y="0"/>
             <wp:positionH relativeFrom="page">
               <wp:posOffset>0</wp:posOffset>
